--- a/Docs/BILA-BIMBINGAN-16.docx
+++ b/Docs/BILA-BIMBINGAN-16.docx
@@ -10180,7 +10180,7 @@
           <w:szCs w:val="24"/>
         </w:rPr>
         <w:drawing>
-          <wp:inline distT="0" distB="0" distL="0" distR="0" wp14:anchorId="579DEB6B" wp14:editId="4317A428">
+          <wp:inline distT="0" distB="0" distL="0" distR="0" wp14:anchorId="579DEB6B" wp14:editId="1FC44EFE">
             <wp:extent cx="2690908" cy="2457450"/>
             <wp:effectExtent l="0" t="0" r="0" b="0"/>
             <wp:docPr id="1749981188" name="Picture 2"/>
@@ -16120,14 +16120,8 @@
     <w:p>
       <w:pPr>
         <w:spacing w:line="480" w:lineRule="auto"/>
-        <w:rPr>
-          <w:lang w:val="fi-FI"/>
-        </w:rPr>
-      </w:pPr>
-      <w:r>
-        <w:rPr>
-          <w:lang w:val="fi-FI"/>
-        </w:rPr>
+      </w:pPr>
+      <w:r>
         <w:t>Berikut adalah kerangka pemikiran dalam pengembangan sistem :</w:t>
       </w:r>
     </w:p>
@@ -19532,9 +19526,8 @@
           <w:lang w:bidi="ar-SA"/>
           <w14:ligatures w14:val="none"/>
         </w:rPr>
-        <w:t>U</w:t>
-      </w:r>
-      <w:proofErr w:type="gramStart"/>
+        <w:t>U1</w:t>
+      </w:r>
       <w:r>
         <w:rPr>
           <w:rFonts w:eastAsia="Times New Roman" w:cs="Times New Roman"/>
@@ -19544,8 +19537,9 @@
           <w:lang w:bidi="ar-SA"/>
           <w14:ligatures w14:val="none"/>
         </w:rPr>
-        <w:t>1</w:t>
-      </w:r>
+        <w:t xml:space="preserve"> : </w:t>
+      </w:r>
+      <w:proofErr w:type="spellStart"/>
       <w:r>
         <w:rPr>
           <w:rFonts w:eastAsia="Times New Roman" w:cs="Times New Roman"/>
@@ -19555,9 +19549,9 @@
           <w:lang w:bidi="ar-SA"/>
           <w14:ligatures w14:val="none"/>
         </w:rPr>
-        <w:t xml:space="preserve"> :</w:t>
-      </w:r>
-      <w:proofErr w:type="gramEnd"/>
+        <w:t>Memindai</w:t>
+      </w:r>
+      <w:proofErr w:type="spellEnd"/>
       <w:r>
         <w:rPr>
           <w:rFonts w:eastAsia="Times New Roman" w:cs="Times New Roman"/>
@@ -19567,7 +19561,7 @@
           <w:lang w:bidi="ar-SA"/>
           <w14:ligatures w14:val="none"/>
         </w:rPr>
-        <w:t xml:space="preserve"> </w:t>
+        <w:t xml:space="preserve"> QR Meja: </w:t>
       </w:r>
       <w:proofErr w:type="spellStart"/>
       <w:r>
@@ -19579,7 +19573,7 @@
           <w:lang w:bidi="ar-SA"/>
           <w14:ligatures w14:val="none"/>
         </w:rPr>
-        <w:t>Memindai</w:t>
+        <w:t>Pelanggan</w:t>
       </w:r>
       <w:proofErr w:type="spellEnd"/>
       <w:r>
@@ -19591,7 +19585,7 @@
           <w:lang w:bidi="ar-SA"/>
           <w14:ligatures w14:val="none"/>
         </w:rPr>
-        <w:t xml:space="preserve"> QR Meja: </w:t>
+        <w:t xml:space="preserve"> </w:t>
       </w:r>
       <w:proofErr w:type="spellStart"/>
       <w:r>
@@ -19603,7 +19597,7 @@
           <w:lang w:bidi="ar-SA"/>
           <w14:ligatures w14:val="none"/>
         </w:rPr>
-        <w:t>Pelanggan</w:t>
+        <w:t>memindai</w:t>
       </w:r>
       <w:proofErr w:type="spellEnd"/>
       <w:r>
@@ -19615,7 +19609,7 @@
           <w:lang w:bidi="ar-SA"/>
           <w14:ligatures w14:val="none"/>
         </w:rPr>
-        <w:t xml:space="preserve"> </w:t>
+        <w:t xml:space="preserve"> QR Code yang </w:t>
       </w:r>
       <w:proofErr w:type="spellStart"/>
       <w:r>
@@ -19627,7 +19621,7 @@
           <w:lang w:bidi="ar-SA"/>
           <w14:ligatures w14:val="none"/>
         </w:rPr>
-        <w:t>memindai</w:t>
+        <w:t>terpasang</w:t>
       </w:r>
       <w:proofErr w:type="spellEnd"/>
       <w:r>
@@ -19639,7 +19633,7 @@
           <w:lang w:bidi="ar-SA"/>
           <w14:ligatures w14:val="none"/>
         </w:rPr>
-        <w:t xml:space="preserve"> QR Code yang </w:t>
+        <w:t xml:space="preserve"> di </w:t>
       </w:r>
       <w:proofErr w:type="spellStart"/>
       <w:r>
@@ -19651,7 +19645,7 @@
           <w:lang w:bidi="ar-SA"/>
           <w14:ligatures w14:val="none"/>
         </w:rPr>
-        <w:t>terpasang</w:t>
+        <w:t>setiap</w:t>
       </w:r>
       <w:proofErr w:type="spellEnd"/>
       <w:r>
@@ -19663,7 +19657,7 @@
           <w:lang w:bidi="ar-SA"/>
           <w14:ligatures w14:val="none"/>
         </w:rPr>
-        <w:t xml:space="preserve"> di </w:t>
+        <w:t xml:space="preserve"> </w:t>
       </w:r>
       <w:proofErr w:type="spellStart"/>
       <w:r>
@@ -19675,7 +19669,7 @@
           <w:lang w:bidi="ar-SA"/>
           <w14:ligatures w14:val="none"/>
         </w:rPr>
-        <w:t>setiap</w:t>
+        <w:t>meja</w:t>
       </w:r>
       <w:proofErr w:type="spellEnd"/>
       <w:r>
@@ -19699,7 +19693,7 @@
           <w:lang w:bidi="ar-SA"/>
           <w14:ligatures w14:val="none"/>
         </w:rPr>
-        <w:t>meja</w:t>
+        <w:t>untuk</w:t>
       </w:r>
       <w:proofErr w:type="spellEnd"/>
       <w:r>
@@ -19723,7 +19717,7 @@
           <w:lang w:bidi="ar-SA"/>
           <w14:ligatures w14:val="none"/>
         </w:rPr>
-        <w:t>untuk</w:t>
+        <w:t>mengakses</w:t>
       </w:r>
       <w:proofErr w:type="spellEnd"/>
       <w:r>
@@ -19747,7 +19741,7 @@
           <w:lang w:bidi="ar-SA"/>
           <w14:ligatures w14:val="none"/>
         </w:rPr>
-        <w:t>mengakses</w:t>
+        <w:t>sistem</w:t>
       </w:r>
       <w:proofErr w:type="spellEnd"/>
       <w:r>
@@ -19771,7 +19765,7 @@
           <w:lang w:bidi="ar-SA"/>
           <w14:ligatures w14:val="none"/>
         </w:rPr>
-        <w:t>sistem</w:t>
+        <w:t>pemesanan</w:t>
       </w:r>
       <w:proofErr w:type="spellEnd"/>
       <w:r>
@@ -19783,7 +19777,7 @@
           <w:lang w:bidi="ar-SA"/>
           <w14:ligatures w14:val="none"/>
         </w:rPr>
-        <w:t xml:space="preserve"> </w:t>
+        <w:t xml:space="preserve"> dan </w:t>
       </w:r>
       <w:proofErr w:type="spellStart"/>
       <w:r>
@@ -19795,7 +19789,7 @@
           <w:lang w:bidi="ar-SA"/>
           <w14:ligatures w14:val="none"/>
         </w:rPr>
-        <w:t>pemesanan</w:t>
+        <w:t>secara</w:t>
       </w:r>
       <w:proofErr w:type="spellEnd"/>
       <w:r>
@@ -19807,7 +19801,7 @@
           <w:lang w:bidi="ar-SA"/>
           <w14:ligatures w14:val="none"/>
         </w:rPr>
-        <w:t xml:space="preserve"> dan </w:t>
+        <w:t xml:space="preserve"> </w:t>
       </w:r>
       <w:proofErr w:type="spellStart"/>
       <w:r>
@@ -19819,7 +19813,7 @@
           <w:lang w:bidi="ar-SA"/>
           <w14:ligatures w14:val="none"/>
         </w:rPr>
-        <w:t>secara</w:t>
+        <w:t>otomatis</w:t>
       </w:r>
       <w:proofErr w:type="spellEnd"/>
       <w:r>
@@ -19843,7 +19837,7 @@
           <w:lang w:bidi="ar-SA"/>
           <w14:ligatures w14:val="none"/>
         </w:rPr>
-        <w:t>otomatis</w:t>
+        <w:t>mendeteksi</w:t>
       </w:r>
       <w:proofErr w:type="spellEnd"/>
       <w:r>
@@ -19867,7 +19861,7 @@
           <w:lang w:bidi="ar-SA"/>
           <w14:ligatures w14:val="none"/>
         </w:rPr>
-        <w:t>mendeteksi</w:t>
+        <w:t>nomor</w:t>
       </w:r>
       <w:proofErr w:type="spellEnd"/>
       <w:r>
@@ -19891,7 +19885,7 @@
           <w:lang w:bidi="ar-SA"/>
           <w14:ligatures w14:val="none"/>
         </w:rPr>
-        <w:t>nomor</w:t>
+        <w:t>meja</w:t>
       </w:r>
       <w:proofErr w:type="spellEnd"/>
       <w:r>
@@ -19915,7 +19909,7 @@
           <w:lang w:bidi="ar-SA"/>
           <w14:ligatures w14:val="none"/>
         </w:rPr>
-        <w:t>meja</w:t>
+        <w:t>asal</w:t>
       </w:r>
       <w:proofErr w:type="spellEnd"/>
       <w:r>
@@ -19939,7 +19933,7 @@
           <w:lang w:bidi="ar-SA"/>
           <w14:ligatures w14:val="none"/>
         </w:rPr>
-        <w:t>asal</w:t>
+        <w:t>pesanan</w:t>
       </w:r>
       <w:proofErr w:type="spellEnd"/>
       <w:r>
@@ -19951,10 +19945,16 @@
           <w:lang w:bidi="ar-SA"/>
           <w14:ligatures w14:val="none"/>
         </w:rPr>
-        <w:t xml:space="preserve"> </w:t>
-      </w:r>
-      <w:proofErr w:type="spellStart"/>
-      <w:r>
+        <w:t>.</w:t>
+      </w:r>
+    </w:p>
+    <w:p>
+      <w:pPr>
+        <w:widowControl w:val="0"/>
+        <w:autoSpaceDE w:val="0"/>
+        <w:autoSpaceDN w:val="0"/>
+        <w:spacing w:line="480" w:lineRule="auto"/>
+        <w:ind w:left="1058"/>
         <w:rPr>
           <w:rFonts w:eastAsia="Times New Roman" w:cs="Times New Roman"/>
           <w:noProof w:val="0"/>
@@ -19963,9 +19963,7 @@
           <w:lang w:bidi="ar-SA"/>
           <w14:ligatures w14:val="none"/>
         </w:rPr>
-        <w:t>pesanan</w:t>
-      </w:r>
-      <w:proofErr w:type="spellEnd"/>
+      </w:pPr>
       <w:r>
         <w:rPr>
           <w:rFonts w:eastAsia="Times New Roman" w:cs="Times New Roman"/>
@@ -19975,16 +19973,9 @@
           <w:lang w:bidi="ar-SA"/>
           <w14:ligatures w14:val="none"/>
         </w:rPr>
-        <w:t>.</w:t>
-      </w:r>
-    </w:p>
-    <w:p>
-      <w:pPr>
-        <w:widowControl w:val="0"/>
-        <w:autoSpaceDE w:val="0"/>
-        <w:autoSpaceDN w:val="0"/>
-        <w:spacing w:line="480" w:lineRule="auto"/>
-        <w:ind w:left="1058"/>
+        <w:t xml:space="preserve">U2 : Login : </w:t>
+      </w:r>
+      <w:r>
         <w:rPr>
           <w:rFonts w:eastAsia="Times New Roman" w:cs="Times New Roman"/>
           <w:noProof w:val="0"/>
@@ -19993,8 +19984,9 @@
           <w:lang w:bidi="ar-SA"/>
           <w14:ligatures w14:val="none"/>
         </w:rPr>
-      </w:pPr>
-      <w:proofErr w:type="gramStart"/>
+        <w:t xml:space="preserve">Admin </w:t>
+      </w:r>
+      <w:proofErr w:type="spellStart"/>
       <w:r>
         <w:rPr>
           <w:rFonts w:eastAsia="Times New Roman" w:cs="Times New Roman"/>
@@ -20004,9 +19996,9 @@
           <w:lang w:bidi="ar-SA"/>
           <w14:ligatures w14:val="none"/>
         </w:rPr>
-        <w:t>U2 :</w:t>
-      </w:r>
-      <w:proofErr w:type="gramEnd"/>
+        <w:t>dapat</w:t>
+      </w:r>
+      <w:proofErr w:type="spellEnd"/>
       <w:r>
         <w:rPr>
           <w:rFonts w:eastAsia="Times New Roman" w:cs="Times New Roman"/>
@@ -20016,9 +20008,9 @@
           <w:lang w:bidi="ar-SA"/>
           <w14:ligatures w14:val="none"/>
         </w:rPr>
-        <w:t xml:space="preserve"> </w:t>
-      </w:r>
-      <w:proofErr w:type="gramStart"/>
+        <w:t xml:space="preserve"> login </w:t>
+      </w:r>
+      <w:proofErr w:type="spellStart"/>
       <w:r>
         <w:rPr>
           <w:rFonts w:eastAsia="Times New Roman" w:cs="Times New Roman"/>
@@ -20028,9 +20020,9 @@
           <w:lang w:bidi="ar-SA"/>
           <w14:ligatures w14:val="none"/>
         </w:rPr>
-        <w:t>Login :</w:t>
-      </w:r>
-      <w:proofErr w:type="gramEnd"/>
+        <w:t>ke</w:t>
+      </w:r>
+      <w:proofErr w:type="spellEnd"/>
       <w:r>
         <w:rPr>
           <w:rFonts w:eastAsia="Times New Roman" w:cs="Times New Roman"/>
@@ -20040,8 +20032,9 @@
           <w:lang w:bidi="ar-SA"/>
           <w14:ligatures w14:val="none"/>
         </w:rPr>
-        <w:t xml:space="preserve"> </w:t>
-      </w:r>
+        <w:t xml:space="preserve"> dashboard </w:t>
+      </w:r>
+      <w:proofErr w:type="spellStart"/>
       <w:r>
         <w:rPr>
           <w:rFonts w:eastAsia="Times New Roman" w:cs="Times New Roman"/>
@@ -20051,9 +20044,9 @@
           <w:lang w:bidi="ar-SA"/>
           <w14:ligatures w14:val="none"/>
         </w:rPr>
-        <w:t xml:space="preserve">Admin </w:t>
-      </w:r>
-      <w:proofErr w:type="spellStart"/>
+        <w:t>untuk</w:t>
+      </w:r>
+      <w:proofErr w:type="spellEnd"/>
       <w:r>
         <w:rPr>
           <w:rFonts w:eastAsia="Times New Roman" w:cs="Times New Roman"/>
@@ -20063,9 +20056,9 @@
           <w:lang w:bidi="ar-SA"/>
           <w14:ligatures w14:val="none"/>
         </w:rPr>
-        <w:t>dapat</w:t>
-      </w:r>
-      <w:proofErr w:type="spellEnd"/>
+        <w:t xml:space="preserve"> </w:t>
+      </w:r>
+      <w:proofErr w:type="spellStart"/>
       <w:r>
         <w:rPr>
           <w:rFonts w:eastAsia="Times New Roman" w:cs="Times New Roman"/>
@@ -20075,9 +20068,9 @@
           <w:lang w:bidi="ar-SA"/>
           <w14:ligatures w14:val="none"/>
         </w:rPr>
-        <w:t xml:space="preserve"> login </w:t>
-      </w:r>
-      <w:proofErr w:type="spellStart"/>
+        <w:t>melihat</w:t>
+      </w:r>
+      <w:proofErr w:type="spellEnd"/>
       <w:r>
         <w:rPr>
           <w:rFonts w:eastAsia="Times New Roman" w:cs="Times New Roman"/>
@@ -20087,9 +20080,9 @@
           <w:lang w:bidi="ar-SA"/>
           <w14:ligatures w14:val="none"/>
         </w:rPr>
-        <w:t>ke</w:t>
-      </w:r>
-      <w:proofErr w:type="spellEnd"/>
+        <w:t xml:space="preserve"> data </w:t>
+      </w:r>
+      <w:proofErr w:type="spellStart"/>
       <w:r>
         <w:rPr>
           <w:rFonts w:eastAsia="Times New Roman" w:cs="Times New Roman"/>
@@ -20099,9 +20092,8 @@
           <w:lang w:bidi="ar-SA"/>
           <w14:ligatures w14:val="none"/>
         </w:rPr>
-        <w:t xml:space="preserve"> dashboard </w:t>
-      </w:r>
-      <w:proofErr w:type="spellStart"/>
+        <w:t>l</w:t>
+      </w:r>
       <w:r>
         <w:rPr>
           <w:rFonts w:eastAsia="Times New Roman" w:cs="Times New Roman"/>
@@ -20111,7 +20103,7 @@
           <w:lang w:bidi="ar-SA"/>
           <w14:ligatures w14:val="none"/>
         </w:rPr>
-        <w:t>untuk</w:t>
+        <w:t>ebih</w:t>
       </w:r>
       <w:proofErr w:type="spellEnd"/>
       <w:r>
@@ -20135,7 +20127,7 @@
           <w:lang w:bidi="ar-SA"/>
           <w14:ligatures w14:val="none"/>
         </w:rPr>
-        <w:t>melihat</w:t>
+        <w:t>lanjut</w:t>
       </w:r>
       <w:proofErr w:type="spellEnd"/>
       <w:r>
@@ -20147,10 +20139,16 @@
           <w:lang w:bidi="ar-SA"/>
           <w14:ligatures w14:val="none"/>
         </w:rPr>
-        <w:t xml:space="preserve"> data </w:t>
-      </w:r>
-      <w:proofErr w:type="spellStart"/>
-      <w:r>
+        <w:t>.</w:t>
+      </w:r>
+    </w:p>
+    <w:p>
+      <w:pPr>
+        <w:widowControl w:val="0"/>
+        <w:autoSpaceDE w:val="0"/>
+        <w:autoSpaceDN w:val="0"/>
+        <w:spacing w:line="480" w:lineRule="auto"/>
+        <w:ind w:left="1058"/>
         <w:rPr>
           <w:rFonts w:eastAsia="Times New Roman" w:cs="Times New Roman"/>
           <w:noProof w:val="0"/>
@@ -20159,8 +20157,7 @@
           <w:lang w:bidi="ar-SA"/>
           <w14:ligatures w14:val="none"/>
         </w:rPr>
-        <w:t>l</w:t>
-      </w:r>
+      </w:pPr>
       <w:r>
         <w:rPr>
           <w:rFonts w:eastAsia="Times New Roman" w:cs="Times New Roman"/>
@@ -20170,9 +20167,9 @@
           <w:lang w:bidi="ar-SA"/>
           <w14:ligatures w14:val="none"/>
         </w:rPr>
-        <w:t>ebih</w:t>
-      </w:r>
-      <w:proofErr w:type="spellEnd"/>
+        <w:t xml:space="preserve">U3 : </w:t>
+      </w:r>
+      <w:proofErr w:type="spellStart"/>
       <w:r>
         <w:rPr>
           <w:rFonts w:eastAsia="Times New Roman" w:cs="Times New Roman"/>
@@ -20182,9 +20179,9 @@
           <w:lang w:bidi="ar-SA"/>
           <w14:ligatures w14:val="none"/>
         </w:rPr>
-        <w:t xml:space="preserve"> </w:t>
-      </w:r>
-      <w:proofErr w:type="spellStart"/>
+        <w:t>Melihat</w:t>
+      </w:r>
+      <w:proofErr w:type="spellEnd"/>
       <w:r>
         <w:rPr>
           <w:rFonts w:eastAsia="Times New Roman" w:cs="Times New Roman"/>
@@ -20194,9 +20191,9 @@
           <w:lang w:bidi="ar-SA"/>
           <w14:ligatures w14:val="none"/>
         </w:rPr>
-        <w:t>lanjut</w:t>
-      </w:r>
-      <w:proofErr w:type="spellEnd"/>
+        <w:t xml:space="preserve"> Menu : </w:t>
+      </w:r>
+      <w:proofErr w:type="spellStart"/>
       <w:r>
         <w:rPr>
           <w:rFonts w:eastAsia="Times New Roman" w:cs="Times New Roman"/>
@@ -20206,16 +20203,10 @@
           <w:lang w:bidi="ar-SA"/>
           <w14:ligatures w14:val="none"/>
         </w:rPr>
-        <w:t>.</w:t>
-      </w:r>
-    </w:p>
-    <w:p>
-      <w:pPr>
-        <w:widowControl w:val="0"/>
-        <w:autoSpaceDE w:val="0"/>
-        <w:autoSpaceDN w:val="0"/>
-        <w:spacing w:line="480" w:lineRule="auto"/>
-        <w:ind w:left="1058"/>
+        <w:t>Setelah</w:t>
+      </w:r>
+      <w:proofErr w:type="spellEnd"/>
+      <w:r>
         <w:rPr>
           <w:rFonts w:eastAsia="Times New Roman" w:cs="Times New Roman"/>
           <w:noProof w:val="0"/>
@@ -20224,7 +20215,9 @@
           <w:lang w:bidi="ar-SA"/>
           <w14:ligatures w14:val="none"/>
         </w:rPr>
-      </w:pPr>
+        <w:t xml:space="preserve"> </w:t>
+      </w:r>
+      <w:proofErr w:type="spellStart"/>
       <w:r>
         <w:rPr>
           <w:rFonts w:eastAsia="Times New Roman" w:cs="Times New Roman"/>
@@ -20234,9 +20227,9 @@
           <w:lang w:bidi="ar-SA"/>
           <w14:ligatures w14:val="none"/>
         </w:rPr>
-        <w:t>U</w:t>
-      </w:r>
-      <w:proofErr w:type="gramStart"/>
+        <w:t>memindai</w:t>
+      </w:r>
+      <w:proofErr w:type="spellEnd"/>
       <w:r>
         <w:rPr>
           <w:rFonts w:eastAsia="Times New Roman" w:cs="Times New Roman"/>
@@ -20246,9 +20239,9 @@
           <w:lang w:bidi="ar-SA"/>
           <w14:ligatures w14:val="none"/>
         </w:rPr>
-        <w:t>3 :</w:t>
-      </w:r>
-      <w:proofErr w:type="gramEnd"/>
+        <w:t xml:space="preserve"> QR Meja, </w:t>
+      </w:r>
+      <w:proofErr w:type="spellStart"/>
       <w:r>
         <w:rPr>
           <w:rFonts w:eastAsia="Times New Roman" w:cs="Times New Roman"/>
@@ -20258,9 +20251,9 @@
           <w:lang w:bidi="ar-SA"/>
           <w14:ligatures w14:val="none"/>
         </w:rPr>
-        <w:t xml:space="preserve"> </w:t>
-      </w:r>
-      <w:proofErr w:type="spellStart"/>
+        <w:t>pelanggan</w:t>
+      </w:r>
+      <w:proofErr w:type="spellEnd"/>
       <w:r>
         <w:rPr>
           <w:rFonts w:eastAsia="Times New Roman" w:cs="Times New Roman"/>
@@ -20270,9 +20263,9 @@
           <w:lang w:bidi="ar-SA"/>
           <w14:ligatures w14:val="none"/>
         </w:rPr>
-        <w:t>Melihat</w:t>
-      </w:r>
-      <w:proofErr w:type="spellEnd"/>
+        <w:t xml:space="preserve"> </w:t>
+      </w:r>
+      <w:proofErr w:type="spellStart"/>
       <w:r>
         <w:rPr>
           <w:rFonts w:eastAsia="Times New Roman" w:cs="Times New Roman"/>
@@ -20282,9 +20275,9 @@
           <w:lang w:bidi="ar-SA"/>
           <w14:ligatures w14:val="none"/>
         </w:rPr>
-        <w:t xml:space="preserve"> </w:t>
-      </w:r>
-      <w:proofErr w:type="gramStart"/>
+        <w:t>dapat</w:t>
+      </w:r>
+      <w:proofErr w:type="spellEnd"/>
       <w:r>
         <w:rPr>
           <w:rFonts w:eastAsia="Times New Roman" w:cs="Times New Roman"/>
@@ -20294,9 +20287,9 @@
           <w:lang w:bidi="ar-SA"/>
           <w14:ligatures w14:val="none"/>
         </w:rPr>
-        <w:t>Menu :</w:t>
-      </w:r>
-      <w:proofErr w:type="gramEnd"/>
+        <w:t xml:space="preserve"> </w:t>
+      </w:r>
+      <w:proofErr w:type="spellStart"/>
       <w:r>
         <w:rPr>
           <w:rFonts w:eastAsia="Times New Roman" w:cs="Times New Roman"/>
@@ -20306,9 +20299,9 @@
           <w:lang w:bidi="ar-SA"/>
           <w14:ligatures w14:val="none"/>
         </w:rPr>
-        <w:t xml:space="preserve"> </w:t>
-      </w:r>
-      <w:proofErr w:type="spellStart"/>
+        <w:t>melihat</w:t>
+      </w:r>
+      <w:proofErr w:type="spellEnd"/>
       <w:r>
         <w:rPr>
           <w:rFonts w:eastAsia="Times New Roman" w:cs="Times New Roman"/>
@@ -20318,9 +20311,9 @@
           <w:lang w:bidi="ar-SA"/>
           <w14:ligatures w14:val="none"/>
         </w:rPr>
-        <w:t>Setelah</w:t>
-      </w:r>
-      <w:proofErr w:type="spellEnd"/>
+        <w:t xml:space="preserve"> daftar menu </w:t>
+      </w:r>
+      <w:proofErr w:type="spellStart"/>
       <w:r>
         <w:rPr>
           <w:rFonts w:eastAsia="Times New Roman" w:cs="Times New Roman"/>
@@ -20330,9 +20323,9 @@
           <w:lang w:bidi="ar-SA"/>
           <w14:ligatures w14:val="none"/>
         </w:rPr>
-        <w:t xml:space="preserve"> </w:t>
-      </w:r>
-      <w:proofErr w:type="spellStart"/>
+        <w:t>makanan</w:t>
+      </w:r>
+      <w:proofErr w:type="spellEnd"/>
       <w:r>
         <w:rPr>
           <w:rFonts w:eastAsia="Times New Roman" w:cs="Times New Roman"/>
@@ -20342,9 +20335,9 @@
           <w:lang w:bidi="ar-SA"/>
           <w14:ligatures w14:val="none"/>
         </w:rPr>
-        <w:t>memindai</w:t>
-      </w:r>
-      <w:proofErr w:type="spellEnd"/>
+        <w:t xml:space="preserve"> dan </w:t>
+      </w:r>
+      <w:proofErr w:type="spellStart"/>
       <w:r>
         <w:rPr>
           <w:rFonts w:eastAsia="Times New Roman" w:cs="Times New Roman"/>
@@ -20354,9 +20347,9 @@
           <w:lang w:bidi="ar-SA"/>
           <w14:ligatures w14:val="none"/>
         </w:rPr>
-        <w:t xml:space="preserve"> QR Meja, </w:t>
-      </w:r>
-      <w:proofErr w:type="spellStart"/>
+        <w:t>minuman</w:t>
+      </w:r>
+      <w:proofErr w:type="spellEnd"/>
       <w:r>
         <w:rPr>
           <w:rFonts w:eastAsia="Times New Roman" w:cs="Times New Roman"/>
@@ -20366,9 +20359,9 @@
           <w:lang w:bidi="ar-SA"/>
           <w14:ligatures w14:val="none"/>
         </w:rPr>
-        <w:t>pelanggan</w:t>
-      </w:r>
-      <w:proofErr w:type="spellEnd"/>
+        <w:t xml:space="preserve"> yang </w:t>
+      </w:r>
+      <w:proofErr w:type="spellStart"/>
       <w:r>
         <w:rPr>
           <w:rFonts w:eastAsia="Times New Roman" w:cs="Times New Roman"/>
@@ -20378,9 +20371,9 @@
           <w:lang w:bidi="ar-SA"/>
           <w14:ligatures w14:val="none"/>
         </w:rPr>
-        <w:t xml:space="preserve"> </w:t>
-      </w:r>
-      <w:proofErr w:type="spellStart"/>
+        <w:t>tersedia</w:t>
+      </w:r>
+      <w:proofErr w:type="spellEnd"/>
       <w:r>
         <w:rPr>
           <w:rFonts w:eastAsia="Times New Roman" w:cs="Times New Roman"/>
@@ -20390,9 +20383,8 @@
           <w:lang w:bidi="ar-SA"/>
           <w14:ligatures w14:val="none"/>
         </w:rPr>
-        <w:t>dapat</w:t>
-      </w:r>
-      <w:proofErr w:type="spellEnd"/>
+        <w:t xml:space="preserve"> di Tuan Coffee</w:t>
+      </w:r>
       <w:r>
         <w:rPr>
           <w:rFonts w:eastAsia="Times New Roman" w:cs="Times New Roman"/>
@@ -20402,10 +20394,16 @@
           <w:lang w:bidi="ar-SA"/>
           <w14:ligatures w14:val="none"/>
         </w:rPr>
-        <w:t xml:space="preserve"> </w:t>
-      </w:r>
-      <w:proofErr w:type="spellStart"/>
-      <w:r>
+        <w:t>.</w:t>
+      </w:r>
+    </w:p>
+    <w:p>
+      <w:pPr>
+        <w:widowControl w:val="0"/>
+        <w:autoSpaceDE w:val="0"/>
+        <w:autoSpaceDN w:val="0"/>
+        <w:spacing w:line="480" w:lineRule="auto"/>
+        <w:ind w:left="1058"/>
         <w:rPr>
           <w:rFonts w:eastAsia="Times New Roman" w:cs="Times New Roman"/>
           <w:noProof w:val="0"/>
@@ -20414,9 +20412,7 @@
           <w:lang w:bidi="ar-SA"/>
           <w14:ligatures w14:val="none"/>
         </w:rPr>
-        <w:t>melihat</w:t>
-      </w:r>
-      <w:proofErr w:type="spellEnd"/>
+      </w:pPr>
       <w:r>
         <w:rPr>
           <w:rFonts w:eastAsia="Times New Roman" w:cs="Times New Roman"/>
@@ -20426,7 +20422,7 @@
           <w:lang w:bidi="ar-SA"/>
           <w14:ligatures w14:val="none"/>
         </w:rPr>
-        <w:t xml:space="preserve"> daftar menu </w:t>
+        <w:t xml:space="preserve">U4 : </w:t>
       </w:r>
       <w:proofErr w:type="spellStart"/>
       <w:r>
@@ -20438,7 +20434,7 @@
           <w:lang w:bidi="ar-SA"/>
           <w14:ligatures w14:val="none"/>
         </w:rPr>
-        <w:t>makanan</w:t>
+        <w:t>Pemesanan</w:t>
       </w:r>
       <w:proofErr w:type="spellEnd"/>
       <w:r>
@@ -20450,166 +20446,7 @@
           <w:lang w:bidi="ar-SA"/>
           <w14:ligatures w14:val="none"/>
         </w:rPr>
-        <w:t xml:space="preserve"> dan </w:t>
-      </w:r>
-      <w:proofErr w:type="spellStart"/>
-      <w:r>
-        <w:rPr>
-          <w:rFonts w:eastAsia="Times New Roman" w:cs="Times New Roman"/>
-          <w:noProof w:val="0"/>
-          <w:kern w:val="0"/>
-          <w:szCs w:val="24"/>
-          <w:lang w:bidi="ar-SA"/>
-          <w14:ligatures w14:val="none"/>
-        </w:rPr>
-        <w:t>minuman</w:t>
-      </w:r>
-      <w:proofErr w:type="spellEnd"/>
-      <w:r>
-        <w:rPr>
-          <w:rFonts w:eastAsia="Times New Roman" w:cs="Times New Roman"/>
-          <w:noProof w:val="0"/>
-          <w:kern w:val="0"/>
-          <w:szCs w:val="24"/>
-          <w:lang w:bidi="ar-SA"/>
-          <w14:ligatures w14:val="none"/>
-        </w:rPr>
-        <w:t xml:space="preserve"> yang </w:t>
-      </w:r>
-      <w:proofErr w:type="spellStart"/>
-      <w:r>
-        <w:rPr>
-          <w:rFonts w:eastAsia="Times New Roman" w:cs="Times New Roman"/>
-          <w:noProof w:val="0"/>
-          <w:kern w:val="0"/>
-          <w:szCs w:val="24"/>
-          <w:lang w:bidi="ar-SA"/>
-          <w14:ligatures w14:val="none"/>
-        </w:rPr>
-        <w:t>tersedia</w:t>
-      </w:r>
-      <w:proofErr w:type="spellEnd"/>
-      <w:r>
-        <w:rPr>
-          <w:rFonts w:eastAsia="Times New Roman" w:cs="Times New Roman"/>
-          <w:noProof w:val="0"/>
-          <w:kern w:val="0"/>
-          <w:szCs w:val="24"/>
-          <w:lang w:bidi="ar-SA"/>
-          <w14:ligatures w14:val="none"/>
-        </w:rPr>
-        <w:t xml:space="preserve"> di Tuan Coffee</w:t>
-      </w:r>
-      <w:r>
-        <w:rPr>
-          <w:rFonts w:eastAsia="Times New Roman" w:cs="Times New Roman"/>
-          <w:noProof w:val="0"/>
-          <w:kern w:val="0"/>
-          <w:szCs w:val="24"/>
-          <w:lang w:bidi="ar-SA"/>
-          <w14:ligatures w14:val="none"/>
-        </w:rPr>
-        <w:t>.</w:t>
-      </w:r>
-    </w:p>
-    <w:p>
-      <w:pPr>
-        <w:widowControl w:val="0"/>
-        <w:autoSpaceDE w:val="0"/>
-        <w:autoSpaceDN w:val="0"/>
-        <w:spacing w:line="480" w:lineRule="auto"/>
-        <w:ind w:left="1058"/>
-        <w:rPr>
-          <w:rFonts w:eastAsia="Times New Roman" w:cs="Times New Roman"/>
-          <w:noProof w:val="0"/>
-          <w:kern w:val="0"/>
-          <w:szCs w:val="24"/>
-          <w:lang w:bidi="ar-SA"/>
-          <w14:ligatures w14:val="none"/>
-        </w:rPr>
-      </w:pPr>
-      <w:r>
-        <w:rPr>
-          <w:rFonts w:eastAsia="Times New Roman" w:cs="Times New Roman"/>
-          <w:noProof w:val="0"/>
-          <w:kern w:val="0"/>
-          <w:szCs w:val="24"/>
-          <w:lang w:bidi="ar-SA"/>
-          <w14:ligatures w14:val="none"/>
-        </w:rPr>
-        <w:t>U</w:t>
-      </w:r>
-      <w:proofErr w:type="gramStart"/>
-      <w:r>
-        <w:rPr>
-          <w:rFonts w:eastAsia="Times New Roman" w:cs="Times New Roman"/>
-          <w:noProof w:val="0"/>
-          <w:kern w:val="0"/>
-          <w:szCs w:val="24"/>
-          <w:lang w:bidi="ar-SA"/>
-          <w14:ligatures w14:val="none"/>
-        </w:rPr>
-        <w:t>4 :</w:t>
-      </w:r>
-      <w:proofErr w:type="gramEnd"/>
-      <w:r>
-        <w:rPr>
-          <w:rFonts w:eastAsia="Times New Roman" w:cs="Times New Roman"/>
-          <w:noProof w:val="0"/>
-          <w:kern w:val="0"/>
-          <w:szCs w:val="24"/>
-          <w:lang w:bidi="ar-SA"/>
-          <w14:ligatures w14:val="none"/>
-        </w:rPr>
-        <w:t xml:space="preserve"> </w:t>
-      </w:r>
-      <w:proofErr w:type="spellStart"/>
-      <w:r>
-        <w:rPr>
-          <w:rFonts w:eastAsia="Times New Roman" w:cs="Times New Roman"/>
-          <w:noProof w:val="0"/>
-          <w:kern w:val="0"/>
-          <w:szCs w:val="24"/>
-          <w:lang w:bidi="ar-SA"/>
-          <w14:ligatures w14:val="none"/>
-        </w:rPr>
-        <w:t>Pemesanan</w:t>
-      </w:r>
-      <w:proofErr w:type="spellEnd"/>
-      <w:r>
-        <w:rPr>
-          <w:rFonts w:eastAsia="Times New Roman" w:cs="Times New Roman"/>
-          <w:noProof w:val="0"/>
-          <w:kern w:val="0"/>
-          <w:szCs w:val="24"/>
-          <w:lang w:bidi="ar-SA"/>
-          <w14:ligatures w14:val="none"/>
-        </w:rPr>
-        <w:t xml:space="preserve"> </w:t>
-      </w:r>
-      <w:proofErr w:type="gramStart"/>
-      <w:r>
-        <w:rPr>
-          <w:rFonts w:eastAsia="Times New Roman" w:cs="Times New Roman"/>
-          <w:noProof w:val="0"/>
-          <w:kern w:val="0"/>
-          <w:szCs w:val="24"/>
-          <w:lang w:bidi="ar-SA"/>
-          <w14:ligatures w14:val="none"/>
-        </w:rPr>
-        <w:t>Menu :</w:t>
-      </w:r>
-      <w:proofErr w:type="gramEnd"/>
-      <w:r>
-        <w:rPr>
-          <w:rFonts w:eastAsia="Times New Roman" w:cs="Times New Roman"/>
-          <w:noProof w:val="0"/>
-          <w:kern w:val="0"/>
-          <w:szCs w:val="24"/>
-          <w:lang w:bidi="ar-SA"/>
-          <w14:ligatures w14:val="none"/>
-        </w:rPr>
-        <w:t xml:space="preserve"> </w:t>
+        <w:t xml:space="preserve"> Menu : </w:t>
       </w:r>
       <w:proofErr w:type="spellStart"/>
       <w:r>
@@ -24505,8 +24342,8 @@
       </w:tblPr>
       <w:tblGrid>
         <w:gridCol w:w="1112"/>
-        <w:gridCol w:w="3275"/>
-        <w:gridCol w:w="3540"/>
+        <w:gridCol w:w="3274"/>
+        <w:gridCol w:w="3541"/>
       </w:tblGrid>
       <w:tr>
         <w:trPr>
@@ -24595,7 +24432,16 @@
                 <w:sz w:val="20"/>
                 <w:szCs w:val="22"/>
               </w:rPr>
-              <w:t>Solusi dengan Aplikasi Web</w:t>
+              <w:t xml:space="preserve">Solusi dengan Aplikasi </w:t>
+            </w:r>
+            <w:r>
+              <w:rPr>
+                <w:i/>
+                <w:iCs/>
+                <w:sz w:val="20"/>
+                <w:szCs w:val="22"/>
+              </w:rPr>
+              <w:t>Web</w:t>
             </w:r>
           </w:p>
         </w:tc>
@@ -24855,7 +24701,23 @@
                 <w:sz w:val="20"/>
                 <w:szCs w:val="22"/>
               </w:rPr>
-              <w:t xml:space="preserve">- Data tersimpan dalam database terpusat yang dapat diakses dan dianalisis kapan saja. </w:t>
+              <w:t xml:space="preserve">- Data tersimpan dalam </w:t>
+            </w:r>
+            <w:r>
+              <w:rPr>
+                <w:i/>
+                <w:iCs/>
+                <w:sz w:val="20"/>
+                <w:szCs w:val="22"/>
+              </w:rPr>
+              <w:t>database</w:t>
+            </w:r>
+            <w:r>
+              <w:rPr>
+                <w:sz w:val="20"/>
+                <w:szCs w:val="22"/>
+              </w:rPr>
+              <w:t xml:space="preserve"> terpusat yang dapat diakses dan dianalisis kapan saja. </w:t>
             </w:r>
           </w:p>
           <w:p>
@@ -24871,7 +24733,23 @@
                 <w:sz w:val="20"/>
                 <w:szCs w:val="22"/>
               </w:rPr>
-              <w:t>- Laporan dihasilkan otomatis oleh sistem, lebih akurat dan real-time.</w:t>
+              <w:t xml:space="preserve">- Laporan dihasilkan otomatis oleh sistem, lebih akurat dan </w:t>
+            </w:r>
+            <w:r>
+              <w:rPr>
+                <w:i/>
+                <w:iCs/>
+                <w:sz w:val="20"/>
+                <w:szCs w:val="22"/>
+              </w:rPr>
+              <w:t>real-time</w:t>
+            </w:r>
+            <w:r>
+              <w:rPr>
+                <w:sz w:val="20"/>
+                <w:szCs w:val="22"/>
+              </w:rPr>
+              <w:t>.</w:t>
             </w:r>
           </w:p>
         </w:tc>
@@ -25125,7 +25003,25 @@
                 <w:szCs w:val="22"/>
                 <w:lang w:val="fi-FI"/>
               </w:rPr>
-              <w:t xml:space="preserve">-Dashboard admin memungkinkan pemantauan transaksi dan status pesanan secara real-time. </w:t>
+              <w:t xml:space="preserve">-Dashboard admin memungkinkan pemantauan transaksi dan status pesanan secara </w:t>
+            </w:r>
+            <w:r>
+              <w:rPr>
+                <w:i/>
+                <w:iCs/>
+                <w:sz w:val="20"/>
+                <w:szCs w:val="22"/>
+                <w:lang w:val="fi-FI"/>
+              </w:rPr>
+              <w:t>real-time</w:t>
+            </w:r>
+            <w:r>
+              <w:rPr>
+                <w:sz w:val="20"/>
+                <w:szCs w:val="22"/>
+                <w:lang w:val="fi-FI"/>
+              </w:rPr>
+              <w:t xml:space="preserve">. </w:t>
             </w:r>
           </w:p>
           <w:p>
@@ -25315,7 +25211,25 @@
                 <w:szCs w:val="22"/>
                 <w:lang w:val="fi-FI"/>
               </w:rPr>
-              <w:t>- Sistem berbasis web memungkinkan akses dan pengelolaan data dari mana saja.</w:t>
+              <w:t xml:space="preserve">- Sistem berbasis </w:t>
+            </w:r>
+            <w:r>
+              <w:rPr>
+                <w:i/>
+                <w:iCs/>
+                <w:sz w:val="20"/>
+                <w:szCs w:val="22"/>
+                <w:lang w:val="fi-FI"/>
+              </w:rPr>
+              <w:t>web</w:t>
+            </w:r>
+            <w:r>
+              <w:rPr>
+                <w:sz w:val="20"/>
+                <w:szCs w:val="22"/>
+                <w:lang w:val="fi-FI"/>
+              </w:rPr>
+              <w:t xml:space="preserve"> memungkinkan akses dan pengelolaan data dari mana saja.</w:t>
             </w:r>
           </w:p>
         </w:tc>
@@ -25375,7 +25289,23 @@
                 <w:sz w:val="20"/>
                 <w:szCs w:val="22"/>
               </w:rPr>
-              <w:t xml:space="preserve">- Pelanggan tidak mendapatkan pengalaman pemesanan yang modern dan nyaman. </w:t>
+              <w:t xml:space="preserve">- Pelanggan tidak mendapatkan pengalaman pemesanan yang </w:t>
+            </w:r>
+            <w:r>
+              <w:rPr>
+                <w:i/>
+                <w:iCs/>
+                <w:sz w:val="20"/>
+                <w:szCs w:val="22"/>
+              </w:rPr>
+              <w:t>modern</w:t>
+            </w:r>
+            <w:r>
+              <w:rPr>
+                <w:sz w:val="20"/>
+                <w:szCs w:val="22"/>
+              </w:rPr>
+              <w:t xml:space="preserve"> dan nyaman. </w:t>
             </w:r>
           </w:p>
           <w:p>
@@ -26481,35 +26411,19 @@
         <w:rPr>
           <w:lang w:val="fi-FI"/>
         </w:rPr>
-        <w:t xml:space="preserve">Setelah Pelanggan selesai memilih pesanan, mereka akan diarahkan ke halaman ini untuk menyelesaikan transaksi. Halaman ini akan menampilkan rincian pesanan beserta total harga yang harus dibayar menggunakan berbagai aplikasi </w:t>
-      </w:r>
-      <w:r>
-        <w:rPr>
-          <w:i/>
-          <w:iCs/>
-          <w:lang w:val="fi-FI"/>
-        </w:rPr>
-        <w:t>e-wallet</w:t>
-      </w:r>
-      <w:r>
-        <w:rPr>
-          <w:lang w:val="fi-FI"/>
-        </w:rPr>
-        <w:t xml:space="preserve"> atau </w:t>
-      </w:r>
-      <w:r>
-        <w:rPr>
-          <w:i/>
-          <w:iCs/>
-          <w:lang w:val="fi-FI"/>
-        </w:rPr>
-        <w:t>mobile banking</w:t>
-      </w:r>
-      <w:r>
-        <w:rPr>
-          <w:lang w:val="fi-FI"/>
-        </w:rPr>
-        <w:t xml:space="preserve"> untuk pembayaran non-tunai. Sistem juga dirancang untuk dapat mengakomodasi pembayaran tunai yang akan diproses oleh karyawan di kasir.</w:t>
+        <w:t xml:space="preserve">Setelah Pelanggan selesai memilih pesanan, mereka akan diarahkan ke halaman ini untuk menyelesaikan transaksi. Halaman ini akan menampilkan rincian pesanan beserta total harga yang harus dibayar </w:t>
+      </w:r>
+      <w:r>
+        <w:rPr>
+          <w:lang w:val="fi-FI"/>
+        </w:rPr>
+        <w:t>langsung ke kasir</w:t>
+      </w:r>
+      <w:r>
+        <w:rPr>
+          <w:lang w:val="fi-FI"/>
+        </w:rPr>
+        <w:t>. Sistem juga dirancang untuk dapat mengakomodasi pembayaran tunai yang akan diproses oleh karyawan di kasir.</w:t>
       </w:r>
     </w:p>
     <w:p>
@@ -26707,7 +26621,7 @@
         <w:ind w:left="1778"/>
       </w:pPr>
       <w:r>
-        <w:t>Halaman ini diakses oleh Karyawan (khususnya kasir) dan Pemilik untuk memantau dan memverifikasi seluruh transaksi pembayaran. Sistem akan menampilkan daftar pembayaran yang masuk, baik yang sudah berhasil diverifikasi (dari pembayaran digital) maupun yang menunggu konfirmasi (untuk pembayaran tunai). Halaman ini memastikan bahwa setiap pesanan yang masuk telah lunas terbayar sebelum diproses lebih lanjut.</w:t>
+        <w:t>Halaman ini diakses oleh Karyawan (khususnya kasir) dan Pemilik untuk memantau dan memverifikasi seluruh transaksi pembayaran. Sistem akan menampilkan daftar pembayaran yang masuk, baik yang sudah berhasil diverifikasi maupun yang menunggu konfirmasi (untuk pembayaran tunai). Halaman ini memastikan bahwa setiap pesanan yang masuk telah lunas terbayar sebelum diproses lebih lanjut.</w:t>
       </w:r>
     </w:p>
     <w:p>
@@ -29894,6 +29808,7 @@
                 <w:szCs w:val="20"/>
                 <w:lang w:val="id-ID"/>
               </w:rPr>
+              <w:lastRenderedPageBreak/>
               <w:t>2</w:t>
             </w:r>
           </w:p>
@@ -41328,7 +41243,9 @@
     <w:rsid w:val="00634701"/>
     <w:rsid w:val="00670DA9"/>
     <w:rsid w:val="006B2DD9"/>
+    <w:rsid w:val="0072359F"/>
     <w:rsid w:val="00782691"/>
+    <w:rsid w:val="007C7E17"/>
     <w:rsid w:val="007E1943"/>
     <w:rsid w:val="00901C27"/>
     <w:rsid w:val="009130B3"/>

--- a/Docs/BILA-BIMBINGAN-16.docx
+++ b/Docs/BILA-BIMBINGAN-16.docx
@@ -10180,7 +10180,7 @@
           <w:szCs w:val="24"/>
         </w:rPr>
         <w:drawing>
-          <wp:inline distT="0" distB="0" distL="0" distR="0" wp14:anchorId="579DEB6B" wp14:editId="1FC44EFE">
+          <wp:inline distT="0" distB="0" distL="0" distR="0" wp14:anchorId="579DEB6B" wp14:editId="68CCDFE0">
             <wp:extent cx="2690908" cy="2457450"/>
             <wp:effectExtent l="0" t="0" r="0" b="0"/>
             <wp:docPr id="1749981188" name="Picture 2"/>
@@ -19526,8 +19526,9 @@
           <w:lang w:bidi="ar-SA"/>
           <w14:ligatures w14:val="none"/>
         </w:rPr>
-        <w:t>U1</w:t>
-      </w:r>
+        <w:t>U</w:t>
+      </w:r>
+      <w:proofErr w:type="gramStart"/>
       <w:r>
         <w:rPr>
           <w:rFonts w:eastAsia="Times New Roman" w:cs="Times New Roman"/>
@@ -19537,9 +19538,8 @@
           <w:lang w:bidi="ar-SA"/>
           <w14:ligatures w14:val="none"/>
         </w:rPr>
-        <w:t xml:space="preserve"> : </w:t>
-      </w:r>
-      <w:proofErr w:type="spellStart"/>
+        <w:t>1</w:t>
+      </w:r>
       <w:r>
         <w:rPr>
           <w:rFonts w:eastAsia="Times New Roman" w:cs="Times New Roman"/>
@@ -19549,9 +19549,9 @@
           <w:lang w:bidi="ar-SA"/>
           <w14:ligatures w14:val="none"/>
         </w:rPr>
-        <w:t>Memindai</w:t>
-      </w:r>
-      <w:proofErr w:type="spellEnd"/>
+        <w:t xml:space="preserve"> :</w:t>
+      </w:r>
+      <w:proofErr w:type="gramEnd"/>
       <w:r>
         <w:rPr>
           <w:rFonts w:eastAsia="Times New Roman" w:cs="Times New Roman"/>
@@ -19561,7 +19561,7 @@
           <w:lang w:bidi="ar-SA"/>
           <w14:ligatures w14:val="none"/>
         </w:rPr>
-        <w:t xml:space="preserve"> QR Meja: </w:t>
+        <w:t xml:space="preserve"> </w:t>
       </w:r>
       <w:proofErr w:type="spellStart"/>
       <w:r>
@@ -19573,7 +19573,7 @@
           <w:lang w:bidi="ar-SA"/>
           <w14:ligatures w14:val="none"/>
         </w:rPr>
-        <w:t>Pelanggan</w:t>
+        <w:t>Memindai</w:t>
       </w:r>
       <w:proofErr w:type="spellEnd"/>
       <w:r>
@@ -19585,7 +19585,7 @@
           <w:lang w:bidi="ar-SA"/>
           <w14:ligatures w14:val="none"/>
         </w:rPr>
-        <w:t xml:space="preserve"> </w:t>
+        <w:t xml:space="preserve"> QR Meja: </w:t>
       </w:r>
       <w:proofErr w:type="spellStart"/>
       <w:r>
@@ -19597,7 +19597,7 @@
           <w:lang w:bidi="ar-SA"/>
           <w14:ligatures w14:val="none"/>
         </w:rPr>
-        <w:t>memindai</w:t>
+        <w:t>Pelanggan</w:t>
       </w:r>
       <w:proofErr w:type="spellEnd"/>
       <w:r>
@@ -19609,7 +19609,7 @@
           <w:lang w:bidi="ar-SA"/>
           <w14:ligatures w14:val="none"/>
         </w:rPr>
-        <w:t xml:space="preserve"> QR Code yang </w:t>
+        <w:t xml:space="preserve"> </w:t>
       </w:r>
       <w:proofErr w:type="spellStart"/>
       <w:r>
@@ -19621,7 +19621,7 @@
           <w:lang w:bidi="ar-SA"/>
           <w14:ligatures w14:val="none"/>
         </w:rPr>
-        <w:t>terpasang</w:t>
+        <w:t>memindai</w:t>
       </w:r>
       <w:proofErr w:type="spellEnd"/>
       <w:r>
@@ -19633,7 +19633,7 @@
           <w:lang w:bidi="ar-SA"/>
           <w14:ligatures w14:val="none"/>
         </w:rPr>
-        <w:t xml:space="preserve"> di </w:t>
+        <w:t xml:space="preserve"> QR Code yang </w:t>
       </w:r>
       <w:proofErr w:type="spellStart"/>
       <w:r>
@@ -19645,7 +19645,7 @@
           <w:lang w:bidi="ar-SA"/>
           <w14:ligatures w14:val="none"/>
         </w:rPr>
-        <w:t>setiap</w:t>
+        <w:t>terpasang</w:t>
       </w:r>
       <w:proofErr w:type="spellEnd"/>
       <w:r>
@@ -19657,7 +19657,7 @@
           <w:lang w:bidi="ar-SA"/>
           <w14:ligatures w14:val="none"/>
         </w:rPr>
-        <w:t xml:space="preserve"> </w:t>
+        <w:t xml:space="preserve"> di </w:t>
       </w:r>
       <w:proofErr w:type="spellStart"/>
       <w:r>
@@ -19669,7 +19669,7 @@
           <w:lang w:bidi="ar-SA"/>
           <w14:ligatures w14:val="none"/>
         </w:rPr>
-        <w:t>meja</w:t>
+        <w:t>setiap</w:t>
       </w:r>
       <w:proofErr w:type="spellEnd"/>
       <w:r>
@@ -19693,7 +19693,7 @@
           <w:lang w:bidi="ar-SA"/>
           <w14:ligatures w14:val="none"/>
         </w:rPr>
-        <w:t>untuk</w:t>
+        <w:t>meja</w:t>
       </w:r>
       <w:proofErr w:type="spellEnd"/>
       <w:r>
@@ -19717,7 +19717,7 @@
           <w:lang w:bidi="ar-SA"/>
           <w14:ligatures w14:val="none"/>
         </w:rPr>
-        <w:t>mengakses</w:t>
+        <w:t>untuk</w:t>
       </w:r>
       <w:proofErr w:type="spellEnd"/>
       <w:r>
@@ -19741,7 +19741,7 @@
           <w:lang w:bidi="ar-SA"/>
           <w14:ligatures w14:val="none"/>
         </w:rPr>
-        <w:t>sistem</w:t>
+        <w:t>mengakses</w:t>
       </w:r>
       <w:proofErr w:type="spellEnd"/>
       <w:r>
@@ -19765,7 +19765,7 @@
           <w:lang w:bidi="ar-SA"/>
           <w14:ligatures w14:val="none"/>
         </w:rPr>
-        <w:t>pemesanan</w:t>
+        <w:t>sistem</w:t>
       </w:r>
       <w:proofErr w:type="spellEnd"/>
       <w:r>
@@ -19777,7 +19777,7 @@
           <w:lang w:bidi="ar-SA"/>
           <w14:ligatures w14:val="none"/>
         </w:rPr>
-        <w:t xml:space="preserve"> dan </w:t>
+        <w:t xml:space="preserve"> </w:t>
       </w:r>
       <w:proofErr w:type="spellStart"/>
       <w:r>
@@ -19789,7 +19789,7 @@
           <w:lang w:bidi="ar-SA"/>
           <w14:ligatures w14:val="none"/>
         </w:rPr>
-        <w:t>secara</w:t>
+        <w:t>pemesanan</w:t>
       </w:r>
       <w:proofErr w:type="spellEnd"/>
       <w:r>
@@ -19801,7 +19801,7 @@
           <w:lang w:bidi="ar-SA"/>
           <w14:ligatures w14:val="none"/>
         </w:rPr>
-        <w:t xml:space="preserve"> </w:t>
+        <w:t xml:space="preserve"> dan </w:t>
       </w:r>
       <w:proofErr w:type="spellStart"/>
       <w:r>
@@ -19813,7 +19813,7 @@
           <w:lang w:bidi="ar-SA"/>
           <w14:ligatures w14:val="none"/>
         </w:rPr>
-        <w:t>otomatis</w:t>
+        <w:t>secara</w:t>
       </w:r>
       <w:proofErr w:type="spellEnd"/>
       <w:r>
@@ -19837,7 +19837,7 @@
           <w:lang w:bidi="ar-SA"/>
           <w14:ligatures w14:val="none"/>
         </w:rPr>
-        <w:t>mendeteksi</w:t>
+        <w:t>otomatis</w:t>
       </w:r>
       <w:proofErr w:type="spellEnd"/>
       <w:r>
@@ -19861,7 +19861,7 @@
           <w:lang w:bidi="ar-SA"/>
           <w14:ligatures w14:val="none"/>
         </w:rPr>
-        <w:t>nomor</w:t>
+        <w:t>mendeteksi</w:t>
       </w:r>
       <w:proofErr w:type="spellEnd"/>
       <w:r>
@@ -19885,7 +19885,7 @@
           <w:lang w:bidi="ar-SA"/>
           <w14:ligatures w14:val="none"/>
         </w:rPr>
-        <w:t>meja</w:t>
+        <w:t>nomor</w:t>
       </w:r>
       <w:proofErr w:type="spellEnd"/>
       <w:r>
@@ -19909,7 +19909,7 @@
           <w:lang w:bidi="ar-SA"/>
           <w14:ligatures w14:val="none"/>
         </w:rPr>
-        <w:t>asal</w:t>
+        <w:t>meja</w:t>
       </w:r>
       <w:proofErr w:type="spellEnd"/>
       <w:r>
@@ -19933,7 +19933,7 @@
           <w:lang w:bidi="ar-SA"/>
           <w14:ligatures w14:val="none"/>
         </w:rPr>
-        <w:t>pesanan</w:t>
+        <w:t>asal</w:t>
       </w:r>
       <w:proofErr w:type="spellEnd"/>
       <w:r>
@@ -19945,16 +19945,10 @@
           <w:lang w:bidi="ar-SA"/>
           <w14:ligatures w14:val="none"/>
         </w:rPr>
-        <w:t>.</w:t>
-      </w:r>
-    </w:p>
-    <w:p>
-      <w:pPr>
-        <w:widowControl w:val="0"/>
-        <w:autoSpaceDE w:val="0"/>
-        <w:autoSpaceDN w:val="0"/>
-        <w:spacing w:line="480" w:lineRule="auto"/>
-        <w:ind w:left="1058"/>
+        <w:t xml:space="preserve"> </w:t>
+      </w:r>
+      <w:proofErr w:type="spellStart"/>
+      <w:r>
         <w:rPr>
           <w:rFonts w:eastAsia="Times New Roman" w:cs="Times New Roman"/>
           <w:noProof w:val="0"/>
@@ -19963,7 +19957,9 @@
           <w:lang w:bidi="ar-SA"/>
           <w14:ligatures w14:val="none"/>
         </w:rPr>
-      </w:pPr>
+        <w:t>pesanan</w:t>
+      </w:r>
+      <w:proofErr w:type="spellEnd"/>
       <w:r>
         <w:rPr>
           <w:rFonts w:eastAsia="Times New Roman" w:cs="Times New Roman"/>
@@ -19973,9 +19969,16 @@
           <w:lang w:bidi="ar-SA"/>
           <w14:ligatures w14:val="none"/>
         </w:rPr>
-        <w:t xml:space="preserve">U2 : Login : </w:t>
-      </w:r>
-      <w:r>
+        <w:t>.</w:t>
+      </w:r>
+    </w:p>
+    <w:p>
+      <w:pPr>
+        <w:widowControl w:val="0"/>
+        <w:autoSpaceDE w:val="0"/>
+        <w:autoSpaceDN w:val="0"/>
+        <w:spacing w:line="480" w:lineRule="auto"/>
+        <w:ind w:left="1058"/>
         <w:rPr>
           <w:rFonts w:eastAsia="Times New Roman" w:cs="Times New Roman"/>
           <w:noProof w:val="0"/>
@@ -19984,9 +19987,8 @@
           <w:lang w:bidi="ar-SA"/>
           <w14:ligatures w14:val="none"/>
         </w:rPr>
-        <w:t xml:space="preserve">Admin </w:t>
-      </w:r>
-      <w:proofErr w:type="spellStart"/>
+      </w:pPr>
+      <w:proofErr w:type="gramStart"/>
       <w:r>
         <w:rPr>
           <w:rFonts w:eastAsia="Times New Roman" w:cs="Times New Roman"/>
@@ -19996,9 +19998,9 @@
           <w:lang w:bidi="ar-SA"/>
           <w14:ligatures w14:val="none"/>
         </w:rPr>
-        <w:t>dapat</w:t>
-      </w:r>
-      <w:proofErr w:type="spellEnd"/>
+        <w:t>U2 :</w:t>
+      </w:r>
+      <w:proofErr w:type="gramEnd"/>
       <w:r>
         <w:rPr>
           <w:rFonts w:eastAsia="Times New Roman" w:cs="Times New Roman"/>
@@ -20008,9 +20010,9 @@
           <w:lang w:bidi="ar-SA"/>
           <w14:ligatures w14:val="none"/>
         </w:rPr>
-        <w:t xml:space="preserve"> login </w:t>
-      </w:r>
-      <w:proofErr w:type="spellStart"/>
+        <w:t xml:space="preserve"> </w:t>
+      </w:r>
+      <w:proofErr w:type="gramStart"/>
       <w:r>
         <w:rPr>
           <w:rFonts w:eastAsia="Times New Roman" w:cs="Times New Roman"/>
@@ -20020,9 +20022,9 @@
           <w:lang w:bidi="ar-SA"/>
           <w14:ligatures w14:val="none"/>
         </w:rPr>
-        <w:t>ke</w:t>
-      </w:r>
-      <w:proofErr w:type="spellEnd"/>
+        <w:t>Login :</w:t>
+      </w:r>
+      <w:proofErr w:type="gramEnd"/>
       <w:r>
         <w:rPr>
           <w:rFonts w:eastAsia="Times New Roman" w:cs="Times New Roman"/>
@@ -20032,9 +20034,8 @@
           <w:lang w:bidi="ar-SA"/>
           <w14:ligatures w14:val="none"/>
         </w:rPr>
-        <w:t xml:space="preserve"> dashboard </w:t>
-      </w:r>
-      <w:proofErr w:type="spellStart"/>
+        <w:t xml:space="preserve"> </w:t>
+      </w:r>
       <w:r>
         <w:rPr>
           <w:rFonts w:eastAsia="Times New Roman" w:cs="Times New Roman"/>
@@ -20044,9 +20045,9 @@
           <w:lang w:bidi="ar-SA"/>
           <w14:ligatures w14:val="none"/>
         </w:rPr>
-        <w:t>untuk</w:t>
-      </w:r>
-      <w:proofErr w:type="spellEnd"/>
+        <w:t xml:space="preserve">Admin </w:t>
+      </w:r>
+      <w:proofErr w:type="spellStart"/>
       <w:r>
         <w:rPr>
           <w:rFonts w:eastAsia="Times New Roman" w:cs="Times New Roman"/>
@@ -20056,9 +20057,9 @@
           <w:lang w:bidi="ar-SA"/>
           <w14:ligatures w14:val="none"/>
         </w:rPr>
-        <w:t xml:space="preserve"> </w:t>
-      </w:r>
-      <w:proofErr w:type="spellStart"/>
+        <w:t>dapat</w:t>
+      </w:r>
+      <w:proofErr w:type="spellEnd"/>
       <w:r>
         <w:rPr>
           <w:rFonts w:eastAsia="Times New Roman" w:cs="Times New Roman"/>
@@ -20068,9 +20069,9 @@
           <w:lang w:bidi="ar-SA"/>
           <w14:ligatures w14:val="none"/>
         </w:rPr>
-        <w:t>melihat</w:t>
-      </w:r>
-      <w:proofErr w:type="spellEnd"/>
+        <w:t xml:space="preserve"> login </w:t>
+      </w:r>
+      <w:proofErr w:type="spellStart"/>
       <w:r>
         <w:rPr>
           <w:rFonts w:eastAsia="Times New Roman" w:cs="Times New Roman"/>
@@ -20080,9 +20081,9 @@
           <w:lang w:bidi="ar-SA"/>
           <w14:ligatures w14:val="none"/>
         </w:rPr>
-        <w:t xml:space="preserve"> data </w:t>
-      </w:r>
-      <w:proofErr w:type="spellStart"/>
+        <w:t>ke</w:t>
+      </w:r>
+      <w:proofErr w:type="spellEnd"/>
       <w:r>
         <w:rPr>
           <w:rFonts w:eastAsia="Times New Roman" w:cs="Times New Roman"/>
@@ -20092,8 +20093,9 @@
           <w:lang w:bidi="ar-SA"/>
           <w14:ligatures w14:val="none"/>
         </w:rPr>
-        <w:t>l</w:t>
-      </w:r>
+        <w:t xml:space="preserve"> dashboard </w:t>
+      </w:r>
+      <w:proofErr w:type="spellStart"/>
       <w:r>
         <w:rPr>
           <w:rFonts w:eastAsia="Times New Roman" w:cs="Times New Roman"/>
@@ -20103,7 +20105,7 @@
           <w:lang w:bidi="ar-SA"/>
           <w14:ligatures w14:val="none"/>
         </w:rPr>
-        <w:t>ebih</w:t>
+        <w:t>untuk</w:t>
       </w:r>
       <w:proofErr w:type="spellEnd"/>
       <w:r>
@@ -20127,7 +20129,7 @@
           <w:lang w:bidi="ar-SA"/>
           <w14:ligatures w14:val="none"/>
         </w:rPr>
-        <w:t>lanjut</w:t>
+        <w:t>melihat</w:t>
       </w:r>
       <w:proofErr w:type="spellEnd"/>
       <w:r>
@@ -20139,16 +20141,10 @@
           <w:lang w:bidi="ar-SA"/>
           <w14:ligatures w14:val="none"/>
         </w:rPr>
-        <w:t>.</w:t>
-      </w:r>
-    </w:p>
-    <w:p>
-      <w:pPr>
-        <w:widowControl w:val="0"/>
-        <w:autoSpaceDE w:val="0"/>
-        <w:autoSpaceDN w:val="0"/>
-        <w:spacing w:line="480" w:lineRule="auto"/>
-        <w:ind w:left="1058"/>
+        <w:t xml:space="preserve"> data </w:t>
+      </w:r>
+      <w:proofErr w:type="spellStart"/>
+      <w:r>
         <w:rPr>
           <w:rFonts w:eastAsia="Times New Roman" w:cs="Times New Roman"/>
           <w:noProof w:val="0"/>
@@ -20157,7 +20153,8 @@
           <w:lang w:bidi="ar-SA"/>
           <w14:ligatures w14:val="none"/>
         </w:rPr>
-      </w:pPr>
+        <w:t>l</w:t>
+      </w:r>
       <w:r>
         <w:rPr>
           <w:rFonts w:eastAsia="Times New Roman" w:cs="Times New Roman"/>
@@ -20167,9 +20164,9 @@
           <w:lang w:bidi="ar-SA"/>
           <w14:ligatures w14:val="none"/>
         </w:rPr>
-        <w:t xml:space="preserve">U3 : </w:t>
-      </w:r>
-      <w:proofErr w:type="spellStart"/>
+        <w:t>ebih</w:t>
+      </w:r>
+      <w:proofErr w:type="spellEnd"/>
       <w:r>
         <w:rPr>
           <w:rFonts w:eastAsia="Times New Roman" w:cs="Times New Roman"/>
@@ -20179,9 +20176,9 @@
           <w:lang w:bidi="ar-SA"/>
           <w14:ligatures w14:val="none"/>
         </w:rPr>
-        <w:t>Melihat</w:t>
-      </w:r>
-      <w:proofErr w:type="spellEnd"/>
+        <w:t xml:space="preserve"> </w:t>
+      </w:r>
+      <w:proofErr w:type="spellStart"/>
       <w:r>
         <w:rPr>
           <w:rFonts w:eastAsia="Times New Roman" w:cs="Times New Roman"/>
@@ -20191,9 +20188,9 @@
           <w:lang w:bidi="ar-SA"/>
           <w14:ligatures w14:val="none"/>
         </w:rPr>
-        <w:t xml:space="preserve"> Menu : </w:t>
-      </w:r>
-      <w:proofErr w:type="spellStart"/>
+        <w:t>lanjut</w:t>
+      </w:r>
+      <w:proofErr w:type="spellEnd"/>
       <w:r>
         <w:rPr>
           <w:rFonts w:eastAsia="Times New Roman" w:cs="Times New Roman"/>
@@ -20203,10 +20200,16 @@
           <w:lang w:bidi="ar-SA"/>
           <w14:ligatures w14:val="none"/>
         </w:rPr>
-        <w:t>Setelah</w:t>
-      </w:r>
-      <w:proofErr w:type="spellEnd"/>
-      <w:r>
+        <w:t>.</w:t>
+      </w:r>
+    </w:p>
+    <w:p>
+      <w:pPr>
+        <w:widowControl w:val="0"/>
+        <w:autoSpaceDE w:val="0"/>
+        <w:autoSpaceDN w:val="0"/>
+        <w:spacing w:line="480" w:lineRule="auto"/>
+        <w:ind w:left="1058"/>
         <w:rPr>
           <w:rFonts w:eastAsia="Times New Roman" w:cs="Times New Roman"/>
           <w:noProof w:val="0"/>
@@ -20215,9 +20218,7 @@
           <w:lang w:bidi="ar-SA"/>
           <w14:ligatures w14:val="none"/>
         </w:rPr>
-        <w:t xml:space="preserve"> </w:t>
-      </w:r>
-      <w:proofErr w:type="spellStart"/>
+      </w:pPr>
       <w:r>
         <w:rPr>
           <w:rFonts w:eastAsia="Times New Roman" w:cs="Times New Roman"/>
@@ -20227,9 +20228,9 @@
           <w:lang w:bidi="ar-SA"/>
           <w14:ligatures w14:val="none"/>
         </w:rPr>
-        <w:t>memindai</w:t>
-      </w:r>
-      <w:proofErr w:type="spellEnd"/>
+        <w:t>U</w:t>
+      </w:r>
+      <w:proofErr w:type="gramStart"/>
       <w:r>
         <w:rPr>
           <w:rFonts w:eastAsia="Times New Roman" w:cs="Times New Roman"/>
@@ -20239,9 +20240,9 @@
           <w:lang w:bidi="ar-SA"/>
           <w14:ligatures w14:val="none"/>
         </w:rPr>
-        <w:t xml:space="preserve"> QR Meja, </w:t>
-      </w:r>
-      <w:proofErr w:type="spellStart"/>
+        <w:t>3 :</w:t>
+      </w:r>
+      <w:proofErr w:type="gramEnd"/>
       <w:r>
         <w:rPr>
           <w:rFonts w:eastAsia="Times New Roman" w:cs="Times New Roman"/>
@@ -20251,9 +20252,9 @@
           <w:lang w:bidi="ar-SA"/>
           <w14:ligatures w14:val="none"/>
         </w:rPr>
-        <w:t>pelanggan</w:t>
-      </w:r>
-      <w:proofErr w:type="spellEnd"/>
+        <w:t xml:space="preserve"> </w:t>
+      </w:r>
+      <w:proofErr w:type="spellStart"/>
       <w:r>
         <w:rPr>
           <w:rFonts w:eastAsia="Times New Roman" w:cs="Times New Roman"/>
@@ -20263,9 +20264,9 @@
           <w:lang w:bidi="ar-SA"/>
           <w14:ligatures w14:val="none"/>
         </w:rPr>
-        <w:t xml:space="preserve"> </w:t>
-      </w:r>
-      <w:proofErr w:type="spellStart"/>
+        <w:t>Melihat</w:t>
+      </w:r>
+      <w:proofErr w:type="spellEnd"/>
       <w:r>
         <w:rPr>
           <w:rFonts w:eastAsia="Times New Roman" w:cs="Times New Roman"/>
@@ -20275,9 +20276,9 @@
           <w:lang w:bidi="ar-SA"/>
           <w14:ligatures w14:val="none"/>
         </w:rPr>
-        <w:t>dapat</w:t>
-      </w:r>
-      <w:proofErr w:type="spellEnd"/>
+        <w:t xml:space="preserve"> </w:t>
+      </w:r>
+      <w:proofErr w:type="gramStart"/>
       <w:r>
         <w:rPr>
           <w:rFonts w:eastAsia="Times New Roman" w:cs="Times New Roman"/>
@@ -20287,9 +20288,9 @@
           <w:lang w:bidi="ar-SA"/>
           <w14:ligatures w14:val="none"/>
         </w:rPr>
-        <w:t xml:space="preserve"> </w:t>
-      </w:r>
-      <w:proofErr w:type="spellStart"/>
+        <w:t>Menu :</w:t>
+      </w:r>
+      <w:proofErr w:type="gramEnd"/>
       <w:r>
         <w:rPr>
           <w:rFonts w:eastAsia="Times New Roman" w:cs="Times New Roman"/>
@@ -20299,9 +20300,9 @@
           <w:lang w:bidi="ar-SA"/>
           <w14:ligatures w14:val="none"/>
         </w:rPr>
-        <w:t>melihat</w:t>
-      </w:r>
-      <w:proofErr w:type="spellEnd"/>
+        <w:t xml:space="preserve"> </w:t>
+      </w:r>
+      <w:proofErr w:type="spellStart"/>
       <w:r>
         <w:rPr>
           <w:rFonts w:eastAsia="Times New Roman" w:cs="Times New Roman"/>
@@ -20311,9 +20312,9 @@
           <w:lang w:bidi="ar-SA"/>
           <w14:ligatures w14:val="none"/>
         </w:rPr>
-        <w:t xml:space="preserve"> daftar menu </w:t>
-      </w:r>
-      <w:proofErr w:type="spellStart"/>
+        <w:t>Setelah</w:t>
+      </w:r>
+      <w:proofErr w:type="spellEnd"/>
       <w:r>
         <w:rPr>
           <w:rFonts w:eastAsia="Times New Roman" w:cs="Times New Roman"/>
@@ -20323,9 +20324,9 @@
           <w:lang w:bidi="ar-SA"/>
           <w14:ligatures w14:val="none"/>
         </w:rPr>
-        <w:t>makanan</w:t>
-      </w:r>
-      <w:proofErr w:type="spellEnd"/>
+        <w:t xml:space="preserve"> </w:t>
+      </w:r>
+      <w:proofErr w:type="spellStart"/>
       <w:r>
         <w:rPr>
           <w:rFonts w:eastAsia="Times New Roman" w:cs="Times New Roman"/>
@@ -20335,9 +20336,9 @@
           <w:lang w:bidi="ar-SA"/>
           <w14:ligatures w14:val="none"/>
         </w:rPr>
-        <w:t xml:space="preserve"> dan </w:t>
-      </w:r>
-      <w:proofErr w:type="spellStart"/>
+        <w:t>memindai</w:t>
+      </w:r>
+      <w:proofErr w:type="spellEnd"/>
       <w:r>
         <w:rPr>
           <w:rFonts w:eastAsia="Times New Roman" w:cs="Times New Roman"/>
@@ -20347,9 +20348,9 @@
           <w:lang w:bidi="ar-SA"/>
           <w14:ligatures w14:val="none"/>
         </w:rPr>
-        <w:t>minuman</w:t>
-      </w:r>
-      <w:proofErr w:type="spellEnd"/>
+        <w:t xml:space="preserve"> QR Meja, </w:t>
+      </w:r>
+      <w:proofErr w:type="spellStart"/>
       <w:r>
         <w:rPr>
           <w:rFonts w:eastAsia="Times New Roman" w:cs="Times New Roman"/>
@@ -20359,9 +20360,9 @@
           <w:lang w:bidi="ar-SA"/>
           <w14:ligatures w14:val="none"/>
         </w:rPr>
-        <w:t xml:space="preserve"> yang </w:t>
-      </w:r>
-      <w:proofErr w:type="spellStart"/>
+        <w:t>pelanggan</w:t>
+      </w:r>
+      <w:proofErr w:type="spellEnd"/>
       <w:r>
         <w:rPr>
           <w:rFonts w:eastAsia="Times New Roman" w:cs="Times New Roman"/>
@@ -20371,9 +20372,9 @@
           <w:lang w:bidi="ar-SA"/>
           <w14:ligatures w14:val="none"/>
         </w:rPr>
-        <w:t>tersedia</w:t>
-      </w:r>
-      <w:proofErr w:type="spellEnd"/>
+        <w:t xml:space="preserve"> </w:t>
+      </w:r>
+      <w:proofErr w:type="spellStart"/>
       <w:r>
         <w:rPr>
           <w:rFonts w:eastAsia="Times New Roman" w:cs="Times New Roman"/>
@@ -20383,8 +20384,9 @@
           <w:lang w:bidi="ar-SA"/>
           <w14:ligatures w14:val="none"/>
         </w:rPr>
-        <w:t xml:space="preserve"> di Tuan Coffee</w:t>
-      </w:r>
+        <w:t>dapat</w:t>
+      </w:r>
+      <w:proofErr w:type="spellEnd"/>
       <w:r>
         <w:rPr>
           <w:rFonts w:eastAsia="Times New Roman" w:cs="Times New Roman"/>
@@ -20394,16 +20396,10 @@
           <w:lang w:bidi="ar-SA"/>
           <w14:ligatures w14:val="none"/>
         </w:rPr>
-        <w:t>.</w:t>
-      </w:r>
-    </w:p>
-    <w:p>
-      <w:pPr>
-        <w:widowControl w:val="0"/>
-        <w:autoSpaceDE w:val="0"/>
-        <w:autoSpaceDN w:val="0"/>
-        <w:spacing w:line="480" w:lineRule="auto"/>
-        <w:ind w:left="1058"/>
+        <w:t xml:space="preserve"> </w:t>
+      </w:r>
+      <w:proofErr w:type="spellStart"/>
+      <w:r>
         <w:rPr>
           <w:rFonts w:eastAsia="Times New Roman" w:cs="Times New Roman"/>
           <w:noProof w:val="0"/>
@@ -20412,7 +20408,9 @@
           <w:lang w:bidi="ar-SA"/>
           <w14:ligatures w14:val="none"/>
         </w:rPr>
-      </w:pPr>
+        <w:t>melihat</w:t>
+      </w:r>
+      <w:proofErr w:type="spellEnd"/>
       <w:r>
         <w:rPr>
           <w:rFonts w:eastAsia="Times New Roman" w:cs="Times New Roman"/>
@@ -20422,7 +20420,7 @@
           <w:lang w:bidi="ar-SA"/>
           <w14:ligatures w14:val="none"/>
         </w:rPr>
-        <w:t xml:space="preserve">U4 : </w:t>
+        <w:t xml:space="preserve"> daftar menu </w:t>
       </w:r>
       <w:proofErr w:type="spellStart"/>
       <w:r>
@@ -20434,7 +20432,7 @@
           <w:lang w:bidi="ar-SA"/>
           <w14:ligatures w14:val="none"/>
         </w:rPr>
-        <w:t>Pemesanan</w:t>
+        <w:t>makanan</w:t>
       </w:r>
       <w:proofErr w:type="spellEnd"/>
       <w:r>
@@ -20446,7 +20444,166 @@
           <w:lang w:bidi="ar-SA"/>
           <w14:ligatures w14:val="none"/>
         </w:rPr>
-        <w:t xml:space="preserve"> Menu : </w:t>
+        <w:t xml:space="preserve"> dan </w:t>
+      </w:r>
+      <w:proofErr w:type="spellStart"/>
+      <w:r>
+        <w:rPr>
+          <w:rFonts w:eastAsia="Times New Roman" w:cs="Times New Roman"/>
+          <w:noProof w:val="0"/>
+          <w:kern w:val="0"/>
+          <w:szCs w:val="24"/>
+          <w:lang w:bidi="ar-SA"/>
+          <w14:ligatures w14:val="none"/>
+        </w:rPr>
+        <w:t>minuman</w:t>
+      </w:r>
+      <w:proofErr w:type="spellEnd"/>
+      <w:r>
+        <w:rPr>
+          <w:rFonts w:eastAsia="Times New Roman" w:cs="Times New Roman"/>
+          <w:noProof w:val="0"/>
+          <w:kern w:val="0"/>
+          <w:szCs w:val="24"/>
+          <w:lang w:bidi="ar-SA"/>
+          <w14:ligatures w14:val="none"/>
+        </w:rPr>
+        <w:t xml:space="preserve"> yang </w:t>
+      </w:r>
+      <w:proofErr w:type="spellStart"/>
+      <w:r>
+        <w:rPr>
+          <w:rFonts w:eastAsia="Times New Roman" w:cs="Times New Roman"/>
+          <w:noProof w:val="0"/>
+          <w:kern w:val="0"/>
+          <w:szCs w:val="24"/>
+          <w:lang w:bidi="ar-SA"/>
+          <w14:ligatures w14:val="none"/>
+        </w:rPr>
+        <w:t>tersedia</w:t>
+      </w:r>
+      <w:proofErr w:type="spellEnd"/>
+      <w:r>
+        <w:rPr>
+          <w:rFonts w:eastAsia="Times New Roman" w:cs="Times New Roman"/>
+          <w:noProof w:val="0"/>
+          <w:kern w:val="0"/>
+          <w:szCs w:val="24"/>
+          <w:lang w:bidi="ar-SA"/>
+          <w14:ligatures w14:val="none"/>
+        </w:rPr>
+        <w:t xml:space="preserve"> di Tuan Coffee</w:t>
+      </w:r>
+      <w:r>
+        <w:rPr>
+          <w:rFonts w:eastAsia="Times New Roman" w:cs="Times New Roman"/>
+          <w:noProof w:val="0"/>
+          <w:kern w:val="0"/>
+          <w:szCs w:val="24"/>
+          <w:lang w:bidi="ar-SA"/>
+          <w14:ligatures w14:val="none"/>
+        </w:rPr>
+        <w:t>.</w:t>
+      </w:r>
+    </w:p>
+    <w:p>
+      <w:pPr>
+        <w:widowControl w:val="0"/>
+        <w:autoSpaceDE w:val="0"/>
+        <w:autoSpaceDN w:val="0"/>
+        <w:spacing w:line="480" w:lineRule="auto"/>
+        <w:ind w:left="1058"/>
+        <w:rPr>
+          <w:rFonts w:eastAsia="Times New Roman" w:cs="Times New Roman"/>
+          <w:noProof w:val="0"/>
+          <w:kern w:val="0"/>
+          <w:szCs w:val="24"/>
+          <w:lang w:bidi="ar-SA"/>
+          <w14:ligatures w14:val="none"/>
+        </w:rPr>
+      </w:pPr>
+      <w:r>
+        <w:rPr>
+          <w:rFonts w:eastAsia="Times New Roman" w:cs="Times New Roman"/>
+          <w:noProof w:val="0"/>
+          <w:kern w:val="0"/>
+          <w:szCs w:val="24"/>
+          <w:lang w:bidi="ar-SA"/>
+          <w14:ligatures w14:val="none"/>
+        </w:rPr>
+        <w:t>U</w:t>
+      </w:r>
+      <w:proofErr w:type="gramStart"/>
+      <w:r>
+        <w:rPr>
+          <w:rFonts w:eastAsia="Times New Roman" w:cs="Times New Roman"/>
+          <w:noProof w:val="0"/>
+          <w:kern w:val="0"/>
+          <w:szCs w:val="24"/>
+          <w:lang w:bidi="ar-SA"/>
+          <w14:ligatures w14:val="none"/>
+        </w:rPr>
+        <w:t>4 :</w:t>
+      </w:r>
+      <w:proofErr w:type="gramEnd"/>
+      <w:r>
+        <w:rPr>
+          <w:rFonts w:eastAsia="Times New Roman" w:cs="Times New Roman"/>
+          <w:noProof w:val="0"/>
+          <w:kern w:val="0"/>
+          <w:szCs w:val="24"/>
+          <w:lang w:bidi="ar-SA"/>
+          <w14:ligatures w14:val="none"/>
+        </w:rPr>
+        <w:t xml:space="preserve"> </w:t>
+      </w:r>
+      <w:proofErr w:type="spellStart"/>
+      <w:r>
+        <w:rPr>
+          <w:rFonts w:eastAsia="Times New Roman" w:cs="Times New Roman"/>
+          <w:noProof w:val="0"/>
+          <w:kern w:val="0"/>
+          <w:szCs w:val="24"/>
+          <w:lang w:bidi="ar-SA"/>
+          <w14:ligatures w14:val="none"/>
+        </w:rPr>
+        <w:t>Pemesanan</w:t>
+      </w:r>
+      <w:proofErr w:type="spellEnd"/>
+      <w:r>
+        <w:rPr>
+          <w:rFonts w:eastAsia="Times New Roman" w:cs="Times New Roman"/>
+          <w:noProof w:val="0"/>
+          <w:kern w:val="0"/>
+          <w:szCs w:val="24"/>
+          <w:lang w:bidi="ar-SA"/>
+          <w14:ligatures w14:val="none"/>
+        </w:rPr>
+        <w:t xml:space="preserve"> </w:t>
+      </w:r>
+      <w:proofErr w:type="gramStart"/>
+      <w:r>
+        <w:rPr>
+          <w:rFonts w:eastAsia="Times New Roman" w:cs="Times New Roman"/>
+          <w:noProof w:val="0"/>
+          <w:kern w:val="0"/>
+          <w:szCs w:val="24"/>
+          <w:lang w:bidi="ar-SA"/>
+          <w14:ligatures w14:val="none"/>
+        </w:rPr>
+        <w:t>Menu :</w:t>
+      </w:r>
+      <w:proofErr w:type="gramEnd"/>
+      <w:r>
+        <w:rPr>
+          <w:rFonts w:eastAsia="Times New Roman" w:cs="Times New Roman"/>
+          <w:noProof w:val="0"/>
+          <w:kern w:val="0"/>
+          <w:szCs w:val="24"/>
+          <w:lang w:bidi="ar-SA"/>
+          <w14:ligatures w14:val="none"/>
+        </w:rPr>
+        <w:t xml:space="preserve"> </w:t>
       </w:r>
       <w:proofErr w:type="spellStart"/>
       <w:r>
@@ -25658,7 +25815,19 @@
         <w:rPr>
           <w:lang w:val="fi-FI"/>
         </w:rPr>
-        <w:t>Melakukan Pembayaran : Pelanggan menyelesaikan pembayaran untuk pesanan mereka, baik secara digital maupun tunai di kasir</w:t>
+        <w:t xml:space="preserve">Melakukan Pembayaran : Pelanggan menyelesaikan pembayaran untuk pesanan mereka, </w:t>
+      </w:r>
+      <w:r>
+        <w:rPr>
+          <w:lang w:val="fi-FI"/>
+        </w:rPr>
+        <w:t>dan langsung membayar</w:t>
+      </w:r>
+      <w:r>
+        <w:rPr>
+          <w:lang w:val="fi-FI"/>
+        </w:rPr>
+        <w:t xml:space="preserve"> tunai di kasir</w:t>
       </w:r>
       <w:r>
         <w:rPr>
@@ -28116,7 +28285,19 @@
         <w:rPr>
           <w:lang w:val="fi-FI"/>
         </w:rPr>
-        <w:t xml:space="preserve">Halaman yang memfinalisasi transaksi. Menawarkan opsi pembayaran digital (seperti QRIS) dengan menampilkan </w:t>
+        <w:t xml:space="preserve">Halaman yang memfinalisasi transaksi. </w:t>
+      </w:r>
+      <w:r>
+        <w:rPr>
+          <w:lang w:val="fi-FI"/>
+        </w:rPr>
+        <w:t>D</w:t>
+      </w:r>
+      <w:r>
+        <w:rPr>
+          <w:lang w:val="fi-FI"/>
+        </w:rPr>
+        <w:t xml:space="preserve">engan menampilkan </w:t>
       </w:r>
       <w:r>
         <w:rPr>
@@ -28130,7 +28311,19 @@
         <w:rPr>
           <w:lang w:val="fi-FI"/>
         </w:rPr>
-        <w:t xml:space="preserve"> pembayaran, atau opsi bayar langsung kepada Kasir. </w:t>
+        <w:t xml:space="preserve"> pembayaran, </w:t>
+      </w:r>
+      <w:r>
+        <w:rPr>
+          <w:lang w:val="fi-FI"/>
+        </w:rPr>
+        <w:t xml:space="preserve">dan </w:t>
+      </w:r>
+      <w:r>
+        <w:rPr>
+          <w:lang w:val="fi-FI"/>
+        </w:rPr>
+        <w:t xml:space="preserve">bayar langsung kepada Kasir. </w:t>
       </w:r>
       <w:r>
         <w:t xml:space="preserve">Setelah pembayaran berhasil, status pesanan akan dikirim ke </w:t>
@@ -28160,10 +28353,10 @@
       </w:pPr>
       <w:r>
         <w:drawing>
-          <wp:inline distT="0" distB="0" distL="0" distR="0" wp14:anchorId="265DF9C2" wp14:editId="3797771E">
-            <wp:extent cx="3689177" cy="1774635"/>
-            <wp:effectExtent l="0" t="0" r="6985" b="0"/>
-            <wp:docPr id="1653456381" name="Picture 1"/>
+          <wp:inline distT="0" distB="0" distL="0" distR="0" wp14:anchorId="39101E0E" wp14:editId="0219A058">
+            <wp:extent cx="3716020" cy="1444365"/>
+            <wp:effectExtent l="0" t="0" r="0" b="3810"/>
+            <wp:docPr id="2095383337" name="Picture 1"/>
             <wp:cNvGraphicFramePr>
               <a:graphicFrameLocks xmlns:a="http://schemas.openxmlformats.org/drawingml/2006/main" noChangeAspect="1"/>
             </wp:cNvGraphicFramePr>
@@ -28171,7 +28364,7 @@
               <a:graphicData uri="http://schemas.openxmlformats.org/drawingml/2006/picture">
                 <pic:pic xmlns:pic="http://schemas.openxmlformats.org/drawingml/2006/picture">
                   <pic:nvPicPr>
-                    <pic:cNvPr id="1653456381" name=""/>
+                    <pic:cNvPr id="2095383337" name=""/>
                     <pic:cNvPicPr/>
                   </pic:nvPicPr>
                   <pic:blipFill>
@@ -28183,7 +28376,7 @@
                   <pic:spPr>
                     <a:xfrm>
                       <a:off x="0" y="0"/>
-                      <a:ext cx="3705598" cy="1782534"/>
+                      <a:ext cx="3735048" cy="1451761"/>
                     </a:xfrm>
                     <a:prstGeom prst="rect">
                       <a:avLst/>
@@ -28310,7 +28503,6 @@
         <w:rPr>
           <w:lang w:val="fi-FI"/>
         </w:rPr>
-        <w:lastRenderedPageBreak/>
         <w:drawing>
           <wp:inline distT="0" distB="0" distL="0" distR="0" wp14:anchorId="4F822F0F" wp14:editId="6ECE7F04">
             <wp:extent cx="3633758" cy="1753470"/>
@@ -28416,6 +28608,7 @@
         <w:rPr>
           <w:lang w:val="fi-FI"/>
         </w:rPr>
+        <w:lastRenderedPageBreak/>
         <w:t>Modul yang memungkinkan Admin menghasilkan laporan penjualan harian, mingguan, atau bulanan</w:t>
       </w:r>
       <w:r>
@@ -28559,7 +28752,6 @@
         <w:rPr>
           <w:lang w:val="fi-FI"/>
         </w:rPr>
-        <w:lastRenderedPageBreak/>
         <w:drawing>
           <wp:inline distT="0" distB="0" distL="0" distR="0" wp14:anchorId="70D59EAA" wp14:editId="10962ABD">
             <wp:extent cx="3677026" cy="2493818"/>
@@ -28605,6 +28797,7 @@
       </w:pPr>
       <w:bookmarkStart w:id="81" w:name="_Toc212854379"/>
       <w:r>
+        <w:lastRenderedPageBreak/>
         <w:t xml:space="preserve">Gambar 4. </w:t>
       </w:r>
       <w:r>
@@ -28786,7 +28979,6 @@
         <w:rPr>
           <w:lang w:val="fi-FI"/>
         </w:rPr>
-        <w:lastRenderedPageBreak/>
         <w:t>Halaman Dashboard</w:t>
       </w:r>
     </w:p>
@@ -28827,6 +29019,7 @@
         <w:rPr>
           <w:lang w:val="fi-FI"/>
         </w:rPr>
+        <w:lastRenderedPageBreak/>
         <w:drawing>
           <wp:inline distT="0" distB="0" distL="0" distR="0" wp14:anchorId="07C800F1" wp14:editId="319F0637">
             <wp:extent cx="3751522" cy="1818805"/>
@@ -28951,7 +29144,6 @@
         <w:rPr>
           <w:lang w:val="fi-FI"/>
         </w:rPr>
-        <w:lastRenderedPageBreak/>
         <w:drawing>
           <wp:inline distT="0" distB="0" distL="0" distR="0" wp14:anchorId="40C907C7" wp14:editId="0BBF1120">
             <wp:extent cx="3709959" cy="2189890"/>
@@ -29052,6 +29244,7 @@
         <w:rPr>
           <w:lang w:val="fi-FI"/>
         </w:rPr>
+        <w:lastRenderedPageBreak/>
         <w:t>Halaman</w:t>
       </w:r>
       <w:r>
@@ -29227,7 +29420,6 @@
         <w:rPr>
           <w:lang w:val="fi-FI"/>
         </w:rPr>
-        <w:lastRenderedPageBreak/>
         <w:tab/>
       </w:r>
       <w:r>
@@ -29329,7 +29521,14 @@
         <w:rPr>
           <w:lang w:val="fi-FI"/>
         </w:rPr>
-        <w:t xml:space="preserve">Tahap pengujian sistem dilakukan untuk memvalidasi bahwa sistem yang dikembangkan telah memenuhi kebutuhan fungsional dan non-fungsional, serta memastikan sistem dapat diterima dan berjalan lancar di lingkungan operasional Tuan Coffee. </w:t>
+        <w:t xml:space="preserve">Tahap pengujian sistem dilakukan untuk memvalidasi bahwa sistem yang dikembangkan telah memenuhi kebutuhan fungsional dan non-fungsional, serta memastikan sistem dapat diterima dan berjalan lancar di lingkungan operasional </w:t>
+      </w:r>
+      <w:r>
+        <w:rPr>
+          <w:lang w:val="fi-FI"/>
+        </w:rPr>
+        <w:lastRenderedPageBreak/>
+        <w:t xml:space="preserve">Tuan Coffee. </w:t>
       </w:r>
       <w:r>
         <w:rPr>
@@ -29710,17 +29909,7 @@
                 <w:szCs w:val="20"/>
                 <w:lang w:val="id-ID"/>
               </w:rPr>
-              <w:t xml:space="preserve">Sistem harus langsung menampilkan Halaman Homepage Menu dan mencatat daftar_meja_id (ID </w:t>
-            </w:r>
-            <w:r>
-              <w:rPr>
-                <w:rFonts w:cs="Times New Roman"/>
-                <w:sz w:val="20"/>
-                <w:szCs w:val="20"/>
-                <w:lang w:val="id-ID"/>
-              </w:rPr>
-              <w:lastRenderedPageBreak/>
-              <w:t>4) pada sesi pesanan.</w:t>
+              <w:t>Sistem harus langsung menampilkan Halaman Homepage Menu dan mencatat daftar_meja_id (ID 4) pada sesi pesanan.</w:t>
             </w:r>
           </w:p>
         </w:tc>
@@ -29745,7 +29934,6 @@
                 <w:szCs w:val="20"/>
                 <w:lang w:val="id-ID"/>
               </w:rPr>
-              <w:lastRenderedPageBreak/>
               <w:t>Berhasil</w:t>
             </w:r>
           </w:p>
@@ -29771,17 +29959,7 @@
                 <w:szCs w:val="20"/>
                 <w:lang w:val="id-ID"/>
               </w:rPr>
-              <w:t xml:space="preserve">Pemindaian berhasil, dan sistem memulai sesi baru dengan mengikat pesanan </w:t>
-            </w:r>
-            <w:r>
-              <w:rPr>
-                <w:rFonts w:cs="Times New Roman"/>
-                <w:sz w:val="20"/>
-                <w:szCs w:val="20"/>
-                <w:lang w:val="id-ID"/>
-              </w:rPr>
-              <w:lastRenderedPageBreak/>
-              <w:t>ke daftar_meja_id = 4.</w:t>
+              <w:t>Pemindaian berhasil, dan sistem memulai sesi baru dengan mengikat pesanan ke daftar_meja_id = 4.</w:t>
             </w:r>
           </w:p>
         </w:tc>
@@ -29808,7 +29986,6 @@
                 <w:szCs w:val="20"/>
                 <w:lang w:val="id-ID"/>
               </w:rPr>
-              <w:lastRenderedPageBreak/>
               <w:t>2</w:t>
             </w:r>
           </w:p>
@@ -30216,7 +30393,17 @@
                 <w:szCs w:val="20"/>
                 <w:lang w:val="id-ID"/>
               </w:rPr>
-              <w:t>Admin berhasil diarahkan ke Halaman Dashboard Admin dan dapat mengakses semua modul (CRUD, Laporan).</w:t>
+              <w:t xml:space="preserve">Admin berhasil diarahkan ke Halaman Dashboard Admin dan dapat mengakses semua </w:t>
+            </w:r>
+            <w:r>
+              <w:rPr>
+                <w:rFonts w:cs="Times New Roman"/>
+                <w:sz w:val="20"/>
+                <w:szCs w:val="20"/>
+                <w:lang w:val="id-ID"/>
+              </w:rPr>
+              <w:lastRenderedPageBreak/>
+              <w:t>modul (CRUD, Laporan).</w:t>
             </w:r>
           </w:p>
         </w:tc>
@@ -30241,6 +30428,7 @@
                 <w:szCs w:val="20"/>
                 <w:lang w:val="id-ID"/>
               </w:rPr>
+              <w:lastRenderedPageBreak/>
               <w:t>Berhasil</w:t>
             </w:r>
           </w:p>
@@ -30266,7 +30454,17 @@
                 <w:szCs w:val="20"/>
                 <w:lang w:val="id-ID"/>
               </w:rPr>
-              <w:t>Login berhasil. Sesuai perannya, Admin memiliki akses penuh ke fitur manajemen dan kontrol sistem.</w:t>
+              <w:t xml:space="preserve">Login berhasil. Sesuai perannya, Admin memiliki akses penuh ke fitur manajemen </w:t>
+            </w:r>
+            <w:r>
+              <w:rPr>
+                <w:rFonts w:cs="Times New Roman"/>
+                <w:sz w:val="20"/>
+                <w:szCs w:val="20"/>
+                <w:lang w:val="id-ID"/>
+              </w:rPr>
+              <w:lastRenderedPageBreak/>
+              <w:t>dan kontrol sistem.</w:t>
             </w:r>
           </w:p>
         </w:tc>
@@ -30293,6 +30491,7 @@
                 <w:szCs w:val="20"/>
                 <w:lang w:val="id-ID"/>
               </w:rPr>
+              <w:lastRenderedPageBreak/>
               <w:t>5</w:t>
             </w:r>
           </w:p>
@@ -30929,7 +31128,6 @@
                 <w:szCs w:val="20"/>
                 <w:lang w:val="id-ID"/>
               </w:rPr>
-              <w:lastRenderedPageBreak/>
               <w:t>9</w:t>
             </w:r>
           </w:p>
@@ -31185,6 +31383,7 @@
         <w:ind w:left="2127"/>
       </w:pPr>
       <w:r>
+        <w:lastRenderedPageBreak/>
         <w:t>Akses Menu dan Pemesanan Cepat</w:t>
       </w:r>
     </w:p>
@@ -31883,7 +32082,6 @@
                 <w:szCs w:val="22"/>
                 <w:lang w:val="id-ID"/>
               </w:rPr>
-              <w:lastRenderedPageBreak/>
               <w:t>Screenshot</w:t>
             </w:r>
           </w:p>
@@ -32314,6 +32512,7 @@
                 <w:szCs w:val="22"/>
                 <w:lang w:val="id-ID"/>
               </w:rPr>
+              <w:lastRenderedPageBreak/>
               <w:t>Langkah-langkah</w:t>
             </w:r>
           </w:p>
@@ -32622,7 +32821,6 @@
                 <w:szCs w:val="22"/>
                 <w:lang w:val="id-ID"/>
               </w:rPr>
-              <w:lastRenderedPageBreak/>
               <w:t>Screenshot</w:t>
             </w:r>
           </w:p>
@@ -33221,6 +33419,7 @@
                 <w:szCs w:val="22"/>
                 <w:lang w:val="id-ID"/>
               </w:rPr>
+              <w:lastRenderedPageBreak/>
               <w:t>Hasil Aktual</w:t>
             </w:r>
           </w:p>
@@ -33365,7 +33564,6 @@
                 <w:szCs w:val="22"/>
                 <w:lang w:val="id-ID"/>
               </w:rPr>
-              <w:lastRenderedPageBreak/>
               <w:t>Screenshot</w:t>
             </w:r>
           </w:p>
@@ -36769,50 +36967,19 @@
         </w:rPr>
       </w:pPr>
       <w:r>
-        <w:rPr>
-          <w:lang w:val="fi-FI"/>
-        </w:rPr>
-        <w:t xml:space="preserve">Integrasi Pembayaran Digital Otomatis: Meskipun sistem telah mendukung pembayaran QRIS, disarankan untuk mengintegrasikan </w:t>
+        <w:t xml:space="preserve">Peningkatan Efisiensi Alur Pembayaran Tunai: Meskipun sistem telah memfasilitasi pemesanan dari meja, disarankan untuk mengoptimalkan antarmuka kasir saat pelanggan memilih opsi bayar tunai. Hal ini bertujuan agar proses konfirmasi pembayaran dan penyelesaian pesanan oleh kasir dapat dilakukan dengan satu langkah cepat dan akurat, mengurangi waktu yang dihabiskan oleh pelanggan di kasir saat jam sibuk dan mempercepat proses </w:t>
       </w:r>
       <w:r>
         <w:rPr>
           <w:i/>
           <w:iCs/>
-          <w:lang w:val="fi-FI"/>
-        </w:rPr>
-        <w:t>payment gateway</w:t>
-      </w:r>
-      <w:r>
-        <w:rPr>
-          <w:lang w:val="fi-FI"/>
-        </w:rPr>
-        <w:t xml:space="preserve"> pihak ketiga (seperti Midtrans atau yang sejenis) secara penuh. Hal ini bertujuan agar verifikasi status pembayaran digital (</w:t>
+        </w:rPr>
+        <w:t>checkout</w:t>
       </w:r>
       <w:r>
         <w:rPr>
           <w:i/>
           <w:iCs/>
-          <w:lang w:val="fi-FI"/>
-        </w:rPr>
-        <w:t>status_bayar</w:t>
-      </w:r>
-      <w:r>
-        <w:rPr>
-          <w:lang w:val="fi-FI"/>
-        </w:rPr>
-        <w:t xml:space="preserve">) dapat diubah secara otomatis dari 'menunggu' menjadi 'lunas' tanpa perlu konfirmasi manual oleh kasir, sehingga mempercepat proses </w:t>
-      </w:r>
-      <w:r>
-        <w:rPr>
-          <w:i/>
-          <w:iCs/>
-          <w:lang w:val="fi-FI"/>
-        </w:rPr>
-        <w:t>checkout</w:t>
-      </w:r>
-      <w:r>
-        <w:rPr>
-          <w:lang w:val="fi-FI"/>
         </w:rPr>
         <w:t>.</w:t>
       </w:r>
@@ -40599,7 +40766,6 @@
   <w:style w:type="character" w:default="1" w:styleId="DefaultParagraphFont">
     <w:name w:val="Default Paragraph Font"/>
     <w:uiPriority w:val="1"/>
-    <w:semiHidden/>
     <w:unhideWhenUsed/>
   </w:style>
   <w:style w:type="table" w:default="1" w:styleId="TableNormal">
@@ -41229,6 +41395,7 @@
     <w:rsid w:val="002802FE"/>
     <w:rsid w:val="00323E5D"/>
     <w:rsid w:val="00360D5E"/>
+    <w:rsid w:val="003E1D5D"/>
     <w:rsid w:val="0040131C"/>
     <w:rsid w:val="00406D1F"/>
     <w:rsid w:val="00433C9C"/>
@@ -41270,6 +41437,7 @@
     <w:rsid w:val="00DC555F"/>
     <w:rsid w:val="00DD641C"/>
     <w:rsid w:val="00E87889"/>
+    <w:rsid w:val="00ED08AE"/>
     <w:rsid w:val="00ED39F3"/>
     <w:rsid w:val="00EE419A"/>
     <w:rsid w:val="00F41AF3"/>

--- a/Docs/BILA-BIMBINGAN-16.docx
+++ b/Docs/BILA-BIMBINGAN-16.docx
@@ -5008,7 +5008,7 @@
               <w:rPr>
                 <w:webHidden/>
               </w:rPr>
-              <w:t>66</w:t>
+              <w:t>65</w:t>
             </w:r>
             <w:r>
               <w:rPr>
@@ -5191,7 +5191,7 @@
               <w:rPr>
                 <w:webHidden/>
               </w:rPr>
-              <w:t>68</w:t>
+              <w:t>67</w:t>
             </w:r>
             <w:r>
               <w:rPr>
@@ -5253,7 +5253,7 @@
               <w:rPr>
                 <w:webHidden/>
               </w:rPr>
-              <w:t>76</w:t>
+              <w:t>75</w:t>
             </w:r>
             <w:r>
               <w:rPr>
@@ -5332,7 +5332,7 @@
               <w:rPr>
                 <w:webHidden/>
               </w:rPr>
-              <w:t>76</w:t>
+              <w:t>75</w:t>
             </w:r>
             <w:r>
               <w:rPr>
@@ -5411,7 +5411,7 @@
               <w:rPr>
                 <w:webHidden/>
               </w:rPr>
-              <w:t>77</w:t>
+              <w:t>76</w:t>
             </w:r>
             <w:r>
               <w:rPr>
@@ -5472,7 +5472,7 @@
               <w:rPr>
                 <w:webHidden/>
               </w:rPr>
-              <w:t>79</w:t>
+              <w:t>78</w:t>
             </w:r>
             <w:r>
               <w:rPr>
@@ -6268,7 +6268,7 @@
           <w:rPr>
             <w:webHidden/>
           </w:rPr>
-          <w:t>69</w:t>
+          <w:t>68</w:t>
         </w:r>
         <w:r>
           <w:rPr>
@@ -6331,7 +6331,7 @@
           <w:rPr>
             <w:webHidden/>
           </w:rPr>
-          <w:t>70</w:t>
+          <w:t>69</w:t>
         </w:r>
         <w:r>
           <w:rPr>
@@ -6394,7 +6394,7 @@
           <w:rPr>
             <w:webHidden/>
           </w:rPr>
-          <w:t>71</w:t>
+          <w:t>70</w:t>
         </w:r>
         <w:r>
           <w:rPr>
@@ -6457,7 +6457,7 @@
           <w:rPr>
             <w:webHidden/>
           </w:rPr>
-          <w:t>72</w:t>
+          <w:t>71</w:t>
         </w:r>
         <w:r>
           <w:rPr>
@@ -6520,7 +6520,7 @@
           <w:rPr>
             <w:webHidden/>
           </w:rPr>
-          <w:t>73</w:t>
+          <w:t>72</w:t>
         </w:r>
         <w:r>
           <w:rPr>
@@ -6583,7 +6583,7 @@
           <w:rPr>
             <w:webHidden/>
           </w:rPr>
-          <w:t>74</w:t>
+          <w:t>73</w:t>
         </w:r>
         <w:r>
           <w:rPr>
@@ -8093,7 +8093,7 @@
           <w:rPr>
             <w:webHidden/>
           </w:rPr>
-          <w:t>62</w:t>
+          <w:t>61</w:t>
         </w:r>
         <w:r>
           <w:rPr>
@@ -8408,7 +8408,7 @@
           <w:rPr>
             <w:webHidden/>
           </w:rPr>
-          <w:t>65</w:t>
+          <w:t>64</w:t>
         </w:r>
         <w:r>
           <w:rPr>
@@ -8534,7 +8534,7 @@
           <w:rPr>
             <w:webHidden/>
           </w:rPr>
-          <w:t>66</w:t>
+          <w:t>65</w:t>
         </w:r>
         <w:r>
           <w:rPr>
@@ -41422,6 +41422,7 @@
     <w:rsid w:val="00A00948"/>
     <w:rsid w:val="00A51FA9"/>
     <w:rsid w:val="00A6568B"/>
+    <w:rsid w:val="00AD1306"/>
     <w:rsid w:val="00AD20BA"/>
     <w:rsid w:val="00AE282E"/>
     <w:rsid w:val="00B05461"/>
@@ -41437,7 +41438,6 @@
     <w:rsid w:val="00DC555F"/>
     <w:rsid w:val="00DD641C"/>
     <w:rsid w:val="00E87889"/>
-    <w:rsid w:val="00ED08AE"/>
     <w:rsid w:val="00ED39F3"/>
     <w:rsid w:val="00EE419A"/>
     <w:rsid w:val="00F41AF3"/>

--- a/Docs/BILA-BIMBINGAN-16.docx
+++ b/Docs/BILA-BIMBINGAN-16.docx
@@ -10180,7 +10180,7 @@
           <w:szCs w:val="24"/>
         </w:rPr>
         <w:drawing>
-          <wp:inline distT="0" distB="0" distL="0" distR="0" wp14:anchorId="579DEB6B" wp14:editId="68CCDFE0">
+          <wp:inline distT="0" distB="0" distL="0" distR="0" wp14:anchorId="579DEB6B" wp14:editId="64AF0A3B">
             <wp:extent cx="2690908" cy="2457450"/>
             <wp:effectExtent l="0" t="0" r="0" b="0"/>
             <wp:docPr id="1749981188" name="Picture 2"/>
@@ -25605,12 +25605,18 @@
     <w:p>
       <w:pPr>
         <w:pStyle w:val="Heading3"/>
-      </w:pPr>
-      <w:bookmarkStart w:id="64" w:name="_Toc212854443"/>
-      <w:r>
-        <w:t>Perancangan Prosess</w:t>
-      </w:r>
-      <w:bookmarkEnd w:id="64"/>
+        <w:rPr>
+          <w:i/>
+          <w:iCs/>
+        </w:rPr>
+      </w:pPr>
+      <w:r>
+        <w:rPr>
+          <w:i/>
+          <w:iCs/>
+        </w:rPr>
+        <w:t>Use Case Diagram</w:t>
+      </w:r>
     </w:p>
     <w:p>
       <w:pPr>
@@ -26417,47 +26423,83 @@
       <w:pPr>
         <w:pStyle w:val="Caption"/>
         <w:jc w:val="center"/>
-      </w:pPr>
-      <w:bookmarkStart w:id="65" w:name="_Toc212854367"/>
-      <w:r>
-        <w:t xml:space="preserve">Gambar 4. </w:t>
-      </w:r>
-      <w:r>
-        <w:fldChar w:fldCharType="begin"/>
-      </w:r>
-      <w:r>
-        <w:instrText xml:space="preserve"> SEQ Gambar_4. \* ARABIC </w:instrText>
-      </w:r>
-      <w:r>
-        <w:fldChar w:fldCharType="separate"/>
-      </w:r>
-      <w:r>
-        <w:t>1</w:t>
-      </w:r>
-      <w:r>
-        <w:fldChar w:fldCharType="end"/>
-      </w:r>
-      <w:r>
-        <w:t xml:space="preserve"> </w:t>
-      </w:r>
-      <w:r>
         <w:rPr>
           <w:i/>
           <w:iCs w:val="0"/>
         </w:rPr>
+      </w:pPr>
+      <w:bookmarkStart w:id="64" w:name="_Toc212854367"/>
+      <w:r>
+        <w:t xml:space="preserve">Gambar 4. </w:t>
+      </w:r>
+      <w:r>
+        <w:fldChar w:fldCharType="begin"/>
+      </w:r>
+      <w:r>
+        <w:instrText xml:space="preserve"> SEQ Gambar_4. \* ARABIC </w:instrText>
+      </w:r>
+      <w:r>
+        <w:fldChar w:fldCharType="separate"/>
+      </w:r>
+      <w:r>
+        <w:t>1</w:t>
+      </w:r>
+      <w:r>
+        <w:fldChar w:fldCharType="end"/>
+      </w:r>
+      <w:r>
+        <w:t xml:space="preserve"> </w:t>
+      </w:r>
+      <w:r>
+        <w:rPr>
+          <w:i/>
+          <w:iCs w:val="0"/>
+        </w:rPr>
         <w:t>Use Case Diagram Final</w:t>
       </w:r>
+      <w:bookmarkEnd w:id="64"/>
+    </w:p>
+    <w:p>
+      <w:pPr>
+        <w:pStyle w:val="Heading3"/>
+        <w:rPr>
+          <w:i/>
+          <w:iCs/>
+        </w:rPr>
+      </w:pPr>
+      <w:r>
+        <w:rPr>
+          <w:i/>
+          <w:iCs/>
+        </w:rPr>
+        <w:t>Class Diagram</w:t>
+      </w:r>
+    </w:p>
+    <w:p>
+      <w:pPr>
+        <w:pStyle w:val="Heading3"/>
+        <w:rPr>
+          <w:i/>
+          <w:iCs/>
+        </w:rPr>
+      </w:pPr>
+      <w:r>
+        <w:rPr>
+          <w:i/>
+          <w:iCs/>
+        </w:rPr>
+        <w:t>Activity Diagram</w:t>
+      </w:r>
+    </w:p>
+    <w:p>
+      <w:pPr>
+        <w:pStyle w:val="Heading3"/>
+      </w:pPr>
+      <w:bookmarkStart w:id="65" w:name="_Toc212854444"/>
+      <w:r>
+        <w:t>Perancangan Interface</w:t>
+      </w:r>
       <w:bookmarkEnd w:id="65"/>
-    </w:p>
-    <w:p>
-      <w:pPr>
-        <w:pStyle w:val="Heading3"/>
-      </w:pPr>
-      <w:bookmarkStart w:id="66" w:name="_Toc212854444"/>
-      <w:r>
-        <w:t>Perancangan Interface</w:t>
-      </w:r>
-      <w:bookmarkEnd w:id="66"/>
     </w:p>
     <w:p>
       <w:pPr>
@@ -26504,14 +26546,14 @@
         <w:rPr>
           <w:lang w:val="fi-FI"/>
         </w:rPr>
-        <w:t xml:space="preserve">Antarmukanya didesain sederhana, hanya meminta kredensial berupa email dan kata sandi. Setelah berhasil diautentikasi, sistem akan mengarahkan </w:t>
+        <w:t xml:space="preserve">Antarmukanya didesain </w:t>
       </w:r>
       <w:r>
         <w:rPr>
           <w:lang w:val="fi-FI"/>
         </w:rPr>
         <w:lastRenderedPageBreak/>
-        <w:t xml:space="preserve">pengguna ke halaman </w:t>
+        <w:t xml:space="preserve">sederhana, hanya meminta kredensial berupa email dan kata sandi. Setelah berhasil diautentikasi, sistem akan mengarahkan pengguna ke halaman </w:t>
       </w:r>
       <w:r>
         <w:rPr>
@@ -26834,6 +26876,30 @@
     </w:p>
     <w:p>
       <w:pPr>
+        <w:pStyle w:val="Heading3"/>
+        <w:rPr>
+          <w:lang w:val="fi-FI"/>
+        </w:rPr>
+      </w:pPr>
+      <w:r>
+        <w:rPr>
+          <w:lang w:val="fi-FI"/>
+        </w:rPr>
+        <w:t>Perancangan Database</w:t>
+      </w:r>
+    </w:p>
+    <w:p>
+      <w:pPr>
+        <w:pStyle w:val="ListParagraph"/>
+        <w:spacing w:line="480" w:lineRule="auto"/>
+        <w:ind w:left="1778"/>
+        <w:rPr>
+          <w:lang w:val="fi-FI"/>
+        </w:rPr>
+      </w:pPr>
+    </w:p>
+    <w:p>
+      <w:pPr>
         <w:spacing w:after="160" w:line="259" w:lineRule="auto"/>
         <w:jc w:val="left"/>
         <w:rPr>
@@ -26854,7 +26920,7 @@
           <w:lang w:val="fi-FI"/>
         </w:rPr>
       </w:pPr>
-      <w:bookmarkStart w:id="67" w:name="_Toc212854445"/>
+      <w:bookmarkStart w:id="66" w:name="_Toc212854445"/>
       <w:r>
         <w:rPr>
           <w:lang w:val="fi-FI"/>
@@ -26862,7 +26928,7 @@
         <w:lastRenderedPageBreak/>
         <w:t>Implementasi Sistem</w:t>
       </w:r>
-      <w:bookmarkEnd w:id="67"/>
+      <w:bookmarkEnd w:id="66"/>
     </w:p>
     <w:p>
       <w:pPr>
@@ -26956,14 +27022,14 @@
           <w:lang w:val="fi-FI"/>
         </w:rPr>
       </w:pPr>
-      <w:bookmarkStart w:id="68" w:name="_Toc212854446"/>
+      <w:bookmarkStart w:id="67" w:name="_Toc212854446"/>
       <w:r>
         <w:rPr>
           <w:lang w:val="fi-FI"/>
         </w:rPr>
         <w:t>Implementasi Database</w:t>
       </w:r>
-      <w:bookmarkEnd w:id="68"/>
+      <w:bookmarkEnd w:id="67"/>
     </w:p>
     <w:p>
       <w:pPr>
@@ -27122,7 +27188,7 @@
           <w:lang w:val="fi-FI"/>
         </w:rPr>
       </w:pPr>
-      <w:bookmarkStart w:id="69" w:name="_Toc212854368"/>
+      <w:bookmarkStart w:id="68" w:name="_Toc212854368"/>
       <w:r>
         <w:t xml:space="preserve">Gambar 4. </w:t>
       </w:r>
@@ -27144,7 +27210,7 @@
       <w:r>
         <w:t xml:space="preserve"> Database Users</w:t>
       </w:r>
-      <w:bookmarkEnd w:id="69"/>
+      <w:bookmarkEnd w:id="68"/>
     </w:p>
     <w:p>
       <w:pPr>
@@ -27283,7 +27349,7 @@
         <w:ind w:left="1985"/>
         <w:jc w:val="center"/>
       </w:pPr>
-      <w:bookmarkStart w:id="70" w:name="_Toc212854369"/>
+      <w:bookmarkStart w:id="69" w:name="_Toc212854369"/>
       <w:r>
         <w:t>Gambar 4.</w:t>
       </w:r>
@@ -27308,7 +27374,7 @@
       <w:r>
         <w:t xml:space="preserve"> Database Daftar Meja</w:t>
       </w:r>
-      <w:bookmarkEnd w:id="70"/>
+      <w:bookmarkEnd w:id="69"/>
     </w:p>
     <w:p>
       <w:pPr>
@@ -27437,7 +27503,7 @@
         <w:ind w:left="1985"/>
         <w:jc w:val="center"/>
       </w:pPr>
-      <w:bookmarkStart w:id="71" w:name="_Toc212854370"/>
+      <w:bookmarkStart w:id="70" w:name="_Toc212854370"/>
       <w:r>
         <w:t>Gambar 4.</w:t>
       </w:r>
@@ -27462,7 +27528,7 @@
       <w:r>
         <w:t xml:space="preserve"> Database Daftar Kategori</w:t>
       </w:r>
-      <w:bookmarkEnd w:id="71"/>
+      <w:bookmarkEnd w:id="70"/>
     </w:p>
     <w:p>
       <w:pPr>
@@ -27588,7 +27654,7 @@
         <w:ind w:left="1985"/>
         <w:jc w:val="center"/>
       </w:pPr>
-      <w:bookmarkStart w:id="72" w:name="_Toc212854371"/>
+      <w:bookmarkStart w:id="71" w:name="_Toc212854371"/>
       <w:r>
         <w:t>Gambar 4.</w:t>
       </w:r>
@@ -27613,7 +27679,7 @@
       <w:r>
         <w:t xml:space="preserve"> Database Daftar Menu</w:t>
       </w:r>
-      <w:bookmarkEnd w:id="72"/>
+      <w:bookmarkEnd w:id="71"/>
     </w:p>
     <w:p>
       <w:pPr>
@@ -27722,7 +27788,7 @@
         <w:ind w:left="1985"/>
         <w:jc w:val="center"/>
       </w:pPr>
-      <w:bookmarkStart w:id="73" w:name="_Toc212854372"/>
+      <w:bookmarkStart w:id="72" w:name="_Toc212854372"/>
       <w:r>
         <w:t>Gambar 4.</w:t>
       </w:r>
@@ -27747,7 +27813,7 @@
       <w:r>
         <w:t xml:space="preserve"> Database Pesanan</w:t>
       </w:r>
-      <w:bookmarkEnd w:id="73"/>
+      <w:bookmarkEnd w:id="72"/>
     </w:p>
     <w:p>
       <w:pPr>
@@ -27756,7 +27822,7 @@
           <w:lang w:val="fi-FI"/>
         </w:rPr>
       </w:pPr>
-      <w:bookmarkStart w:id="74" w:name="_Toc212854447"/>
+      <w:bookmarkStart w:id="73" w:name="_Toc212854447"/>
       <w:r>
         <w:rPr>
           <w:lang w:val="fi-FI"/>
@@ -27764,7 +27830,7 @@
         <w:lastRenderedPageBreak/>
         <w:t>Implementasi Interfaces</w:t>
       </w:r>
-      <w:bookmarkEnd w:id="74"/>
+      <w:bookmarkEnd w:id="73"/>
     </w:p>
     <w:p>
       <w:pPr>
@@ -27959,7 +28025,7 @@
         <w:ind w:left="1985"/>
         <w:jc w:val="center"/>
       </w:pPr>
-      <w:bookmarkStart w:id="75" w:name="_Toc212854373"/>
+      <w:bookmarkStart w:id="74" w:name="_Toc212854373"/>
       <w:r>
         <w:t>Gambar 4.</w:t>
       </w:r>
@@ -27984,7 +28050,7 @@
       <w:r>
         <w:t xml:space="preserve"> Implementasi Halaman Login</w:t>
       </w:r>
-      <w:bookmarkEnd w:id="75"/>
+      <w:bookmarkEnd w:id="74"/>
     </w:p>
     <w:p>
       <w:pPr>
@@ -28099,7 +28165,7 @@
         <w:ind w:left="1985"/>
         <w:jc w:val="center"/>
       </w:pPr>
-      <w:bookmarkStart w:id="76" w:name="_Toc212854374"/>
+      <w:bookmarkStart w:id="75" w:name="_Toc212854374"/>
       <w:r>
         <w:t>Gambar 4.</w:t>
       </w:r>
@@ -28124,7 +28190,7 @@
       <w:r>
         <w:t xml:space="preserve"> Implementasi Halaman Homepage</w:t>
       </w:r>
-      <w:bookmarkEnd w:id="76"/>
+      <w:bookmarkEnd w:id="75"/>
     </w:p>
     <w:p>
       <w:pPr>
@@ -28212,7 +28278,7 @@
         <w:ind w:left="1985"/>
         <w:jc w:val="center"/>
       </w:pPr>
-      <w:bookmarkStart w:id="77" w:name="_Toc212854375"/>
+      <w:bookmarkStart w:id="76" w:name="_Toc212854375"/>
       <w:r>
         <w:t>Gambar 4.</w:t>
       </w:r>
@@ -28237,7 +28303,7 @@
       <w:r>
         <w:t xml:space="preserve"> Implementasi Halaman Checkout</w:t>
       </w:r>
-      <w:bookmarkEnd w:id="77"/>
+      <w:bookmarkEnd w:id="76"/>
     </w:p>
     <w:p>
       <w:pPr>
@@ -28395,7 +28461,7 @@
         <w:ind w:left="1985"/>
         <w:jc w:val="center"/>
       </w:pPr>
-      <w:bookmarkStart w:id="78" w:name="_Toc212854376"/>
+      <w:bookmarkStart w:id="77" w:name="_Toc212854376"/>
       <w:r>
         <w:t>Gambar 4.</w:t>
       </w:r>
@@ -28420,7 +28486,7 @@
       <w:r>
         <w:t xml:space="preserve"> Implementasi Halaman Pembayaran</w:t>
       </w:r>
-      <w:bookmarkEnd w:id="78"/>
+      <w:bookmarkEnd w:id="77"/>
     </w:p>
     <w:p>
       <w:pPr>
@@ -28546,7 +28612,7 @@
         <w:ind w:left="1985"/>
         <w:jc w:val="center"/>
       </w:pPr>
-      <w:bookmarkStart w:id="79" w:name="_Toc212854377"/>
+      <w:bookmarkStart w:id="78" w:name="_Toc212854377"/>
       <w:r>
         <w:t>Gambar 4.</w:t>
       </w:r>
@@ -28571,7 +28637,7 @@
       <w:r>
         <w:t xml:space="preserve"> Implementasi Halaman Dashboard Admin</w:t>
       </w:r>
-      <w:bookmarkEnd w:id="79"/>
+      <w:bookmarkEnd w:id="78"/>
     </w:p>
     <w:p>
       <w:pPr>
@@ -28674,7 +28740,7 @@
         <w:ind w:left="1985"/>
         <w:jc w:val="center"/>
       </w:pPr>
-      <w:bookmarkStart w:id="80" w:name="_Toc212854378"/>
+      <w:bookmarkStart w:id="79" w:name="_Toc212854378"/>
       <w:r>
         <w:t xml:space="preserve">Gambar 4. </w:t>
       </w:r>
@@ -28702,7 +28768,7 @@
       <w:r>
         <w:t xml:space="preserve"> Laporan Penjualan</w:t>
       </w:r>
-      <w:bookmarkEnd w:id="80"/>
+      <w:bookmarkEnd w:id="79"/>
     </w:p>
     <w:p>
       <w:pPr>
@@ -28795,7 +28861,7 @@
         <w:ind w:left="1985"/>
         <w:jc w:val="center"/>
       </w:pPr>
-      <w:bookmarkStart w:id="81" w:name="_Toc212854379"/>
+      <w:bookmarkStart w:id="80" w:name="_Toc212854379"/>
       <w:r>
         <w:lastRenderedPageBreak/>
         <w:t xml:space="preserve">Gambar 4. </w:t>
@@ -28818,7 +28884,7 @@
       <w:r>
         <w:t xml:space="preserve"> Implementasi Halaman Daftar Meja</w:t>
       </w:r>
-      <w:bookmarkEnd w:id="81"/>
+      <w:bookmarkEnd w:id="80"/>
     </w:p>
     <w:p>
       <w:pPr>
@@ -28919,7 +28985,7 @@
         <w:ind w:left="1985"/>
         <w:jc w:val="center"/>
       </w:pPr>
-      <w:bookmarkStart w:id="82" w:name="_Toc212854380"/>
+      <w:bookmarkStart w:id="81" w:name="_Toc212854380"/>
       <w:r>
         <w:t xml:space="preserve">Gambar 4. </w:t>
       </w:r>
@@ -28941,7 +29007,7 @@
       <w:r>
         <w:t xml:space="preserve"> Implementasi Halaman Pesanan</w:t>
       </w:r>
-      <w:bookmarkEnd w:id="82"/>
+      <w:bookmarkEnd w:id="81"/>
     </w:p>
     <w:p>
       <w:pPr>
@@ -29063,7 +29129,7 @@
         <w:ind w:left="1985"/>
         <w:jc w:val="center"/>
       </w:pPr>
-      <w:bookmarkStart w:id="83" w:name="_Toc212854381"/>
+      <w:bookmarkStart w:id="82" w:name="_Toc212854381"/>
       <w:r>
         <w:t xml:space="preserve">Gambar 4. </w:t>
       </w:r>
@@ -29085,7 +29151,7 @@
       <w:r>
         <w:t xml:space="preserve"> Implementasi Halaman Dashboard Karyawan</w:t>
       </w:r>
-      <w:bookmarkEnd w:id="83"/>
+      <w:bookmarkEnd w:id="82"/>
     </w:p>
     <w:p>
       <w:pPr>
@@ -29187,7 +29253,7 @@
         <w:ind w:left="1985"/>
         <w:jc w:val="center"/>
       </w:pPr>
-      <w:bookmarkStart w:id="84" w:name="_Toc212854382"/>
+      <w:bookmarkStart w:id="83" w:name="_Toc212854382"/>
       <w:r>
         <w:t xml:space="preserve">Gambar 4. </w:t>
       </w:r>
@@ -29209,7 +29275,7 @@
       <w:r>
         <w:t xml:space="preserve"> Implementasi Halaman Papan Kerja</w:t>
       </w:r>
-      <w:bookmarkEnd w:id="84"/>
+      <w:bookmarkEnd w:id="83"/>
     </w:p>
     <w:p>
       <w:pPr>
@@ -29338,7 +29404,7 @@
         <w:ind w:left="1985"/>
         <w:jc w:val="center"/>
       </w:pPr>
-      <w:bookmarkStart w:id="85" w:name="_Toc212854383"/>
+      <w:bookmarkStart w:id="84" w:name="_Toc212854383"/>
       <w:r>
         <w:t xml:space="preserve">Gambar 4. </w:t>
       </w:r>
@@ -29360,7 +29426,7 @@
       <w:r>
         <w:t xml:space="preserve"> Impelemntasi Halaman Daftar Menu Karyawan</w:t>
       </w:r>
-      <w:bookmarkEnd w:id="85"/>
+      <w:bookmarkEnd w:id="84"/>
     </w:p>
     <w:p>
       <w:pPr>
@@ -29469,7 +29535,7 @@
         <w:ind w:left="1985"/>
         <w:jc w:val="center"/>
       </w:pPr>
-      <w:bookmarkStart w:id="86" w:name="_Toc212854384"/>
+      <w:bookmarkStart w:id="85" w:name="_Toc212854384"/>
       <w:r>
         <w:t xml:space="preserve">Gambar 4. </w:t>
       </w:r>
@@ -29491,23 +29557,23 @@
       <w:r>
         <w:t xml:space="preserve"> Halaman Daftar Kategori Karyawan</w:t>
       </w:r>
+      <w:bookmarkEnd w:id="85"/>
+    </w:p>
+    <w:p>
+      <w:pPr>
+        <w:pStyle w:val="Heading2"/>
+        <w:rPr>
+          <w:lang w:val="fi-FI"/>
+        </w:rPr>
+      </w:pPr>
+      <w:bookmarkStart w:id="86" w:name="_Toc212854448"/>
+      <w:r>
+        <w:rPr>
+          <w:lang w:val="fi-FI"/>
+        </w:rPr>
+        <w:t>Pengujian Sistem</w:t>
+      </w:r>
       <w:bookmarkEnd w:id="86"/>
-    </w:p>
-    <w:p>
-      <w:pPr>
-        <w:pStyle w:val="Heading2"/>
-        <w:rPr>
-          <w:lang w:val="fi-FI"/>
-        </w:rPr>
-      </w:pPr>
-      <w:bookmarkStart w:id="87" w:name="_Toc212854448"/>
-      <w:r>
-        <w:rPr>
-          <w:lang w:val="fi-FI"/>
-        </w:rPr>
-        <w:t>Pengujian Sistem</w:t>
-      </w:r>
-      <w:bookmarkEnd w:id="87"/>
     </w:p>
     <w:p>
       <w:pPr>
@@ -29546,7 +29612,7 @@
           <w:lang w:val="fi-FI"/>
         </w:rPr>
       </w:pPr>
-      <w:bookmarkStart w:id="88" w:name="_Toc212854449"/>
+      <w:bookmarkStart w:id="87" w:name="_Toc212854449"/>
       <w:r>
         <w:rPr>
           <w:lang w:val="fi-FI"/>
@@ -29561,7 +29627,7 @@
         </w:rPr>
         <w:t>Blackbox Testing</w:t>
       </w:r>
-      <w:bookmarkEnd w:id="88"/>
+      <w:bookmarkEnd w:id="87"/>
     </w:p>
     <w:p>
       <w:pPr>
@@ -29587,7 +29653,7 @@
           <w:lang w:val="fi-FI"/>
         </w:rPr>
       </w:pPr>
-      <w:bookmarkStart w:id="89" w:name="_Toc212854334"/>
+      <w:bookmarkStart w:id="88" w:name="_Toc212854334"/>
       <w:r>
         <w:t xml:space="preserve">Tabel 4. </w:t>
       </w:r>
@@ -29616,7 +29682,7 @@
         </w:rPr>
         <w:t>Blackbox Testing</w:t>
       </w:r>
-      <w:bookmarkEnd w:id="89"/>
+      <w:bookmarkEnd w:id="88"/>
     </w:p>
     <w:tbl>
       <w:tblPr>
@@ -31276,7 +31342,7 @@
           <w:lang w:val="en-US"/>
         </w:rPr>
       </w:pPr>
-      <w:bookmarkStart w:id="90" w:name="_Toc212854450"/>
+      <w:bookmarkStart w:id="89" w:name="_Toc212854450"/>
       <w:r>
         <w:rPr>
           <w:lang w:val="en-US"/>
@@ -31303,7 +31369,7 @@
         </w:rPr>
         <w:t>UAT)</w:t>
       </w:r>
-      <w:bookmarkEnd w:id="90"/>
+      <w:bookmarkEnd w:id="89"/>
     </w:p>
     <w:p>
       <w:pPr>
@@ -31395,7 +31461,7 @@
           <w:lang w:val="fi-FI"/>
         </w:rPr>
       </w:pPr>
-      <w:bookmarkStart w:id="91" w:name="_Toc212854335"/>
+      <w:bookmarkStart w:id="90" w:name="_Toc212854335"/>
       <w:r>
         <w:t xml:space="preserve">Tabel 4. </w:t>
       </w:r>
@@ -31420,7 +31486,7 @@
         </w:rPr>
         <w:t xml:space="preserve"> UAT Akses Menu Dan Pesanan Cepat</w:t>
       </w:r>
-      <w:bookmarkEnd w:id="91"/>
+      <w:bookmarkEnd w:id="90"/>
     </w:p>
     <w:tbl>
       <w:tblPr>
@@ -32170,7 +32236,7 @@
         <w:pStyle w:val="Caption"/>
         <w:jc w:val="center"/>
       </w:pPr>
-      <w:bookmarkStart w:id="92" w:name="_Toc212854336"/>
+      <w:bookmarkStart w:id="91" w:name="_Toc212854336"/>
       <w:r>
         <w:t xml:space="preserve">Tabel 4. </w:t>
       </w:r>
@@ -32192,7 +32258,7 @@
       <w:r>
         <w:t xml:space="preserve"> UAT Status Pesanan</w:t>
       </w:r>
-      <w:bookmarkEnd w:id="92"/>
+      <w:bookmarkEnd w:id="91"/>
     </w:p>
     <w:tbl>
       <w:tblPr>
@@ -32930,7 +32996,7 @@
         <w:pStyle w:val="Caption"/>
         <w:jc w:val="center"/>
       </w:pPr>
-      <w:bookmarkStart w:id="93" w:name="_Toc212854337"/>
+      <w:bookmarkStart w:id="92" w:name="_Toc212854337"/>
       <w:r>
         <w:t xml:space="preserve">Tabel 4. </w:t>
       </w:r>
@@ -32952,7 +33018,7 @@
       <w:r>
         <w:t xml:space="preserve"> UAT Pembuatan dan Pembaruan Menu (CRUD)</w:t>
       </w:r>
-      <w:bookmarkEnd w:id="93"/>
+      <w:bookmarkEnd w:id="92"/>
     </w:p>
     <w:tbl>
       <w:tblPr>
@@ -33652,7 +33718,7 @@
         <w:pStyle w:val="Caption"/>
         <w:jc w:val="center"/>
       </w:pPr>
-      <w:bookmarkStart w:id="94" w:name="_Toc212854338"/>
+      <w:bookmarkStart w:id="93" w:name="_Toc212854338"/>
       <w:r>
         <w:t xml:space="preserve">Tabel 4. </w:t>
       </w:r>
@@ -33674,7 +33740,7 @@
       <w:r>
         <w:t xml:space="preserve"> Validasi Laporan Penjualan</w:t>
       </w:r>
-      <w:bookmarkEnd w:id="94"/>
+      <w:bookmarkEnd w:id="93"/>
     </w:p>
     <w:tbl>
       <w:tblPr>
@@ -33700,7 +33766,7 @@
                 <w:lang w:val="id-ID"/>
               </w:rPr>
             </w:pPr>
-            <w:bookmarkStart w:id="95" w:name="_Hlk212852633"/>
+            <w:bookmarkStart w:id="94" w:name="_Hlk212852633"/>
             <w:r>
               <w:rPr>
                 <w:sz w:val="20"/>
@@ -34358,7 +34424,7 @@
           </w:p>
         </w:tc>
       </w:tr>
-      <w:bookmarkEnd w:id="95"/>
+      <w:bookmarkEnd w:id="94"/>
     </w:tbl>
     <w:p>
       <w:pPr>
@@ -34389,7 +34455,7 @@
         <w:pStyle w:val="Caption"/>
         <w:jc w:val="center"/>
       </w:pPr>
-      <w:bookmarkStart w:id="96" w:name="_Toc212854339"/>
+      <w:bookmarkStart w:id="95" w:name="_Toc212854339"/>
       <w:r>
         <w:t xml:space="preserve">Tabel 4. </w:t>
       </w:r>
@@ -34411,7 +34477,7 @@
       <w:r>
         <w:t xml:space="preserve"> Pengelolaan Daftar Meja</w:t>
       </w:r>
-      <w:bookmarkEnd w:id="96"/>
+      <w:bookmarkEnd w:id="95"/>
     </w:p>
     <w:tbl>
       <w:tblPr>
@@ -35171,7 +35237,7 @@
           <w:lang w:val="fi-FI"/>
         </w:rPr>
       </w:pPr>
-      <w:bookmarkStart w:id="97" w:name="_Toc212854340"/>
+      <w:bookmarkStart w:id="96" w:name="_Toc212854340"/>
       <w:r>
         <w:t xml:space="preserve">Tabel 4. </w:t>
       </w:r>
@@ -35193,7 +35259,7 @@
       <w:r>
         <w:t xml:space="preserve"> Efisiensi Papan Kerja Karyawan</w:t>
       </w:r>
-      <w:bookmarkEnd w:id="97"/>
+      <w:bookmarkEnd w:id="96"/>
     </w:p>
     <w:tbl>
       <w:tblPr>
@@ -35918,7 +35984,7 @@
           <w:lang w:val="fi-FI"/>
         </w:rPr>
       </w:pPr>
-      <w:bookmarkStart w:id="98" w:name="_Toc212854341"/>
+      <w:bookmarkStart w:id="97" w:name="_Toc212854341"/>
       <w:r>
         <w:t xml:space="preserve">Tabel 4. </w:t>
       </w:r>
@@ -35940,7 +36006,7 @@
       <w:r>
         <w:t xml:space="preserve"> Validasi Ketersediaan Menu</w:t>
       </w:r>
-      <w:bookmarkEnd w:id="98"/>
+      <w:bookmarkEnd w:id="97"/>
     </w:p>
     <w:tbl>
       <w:tblPr>
@@ -36682,37 +36748,37 @@
         <w:lastRenderedPageBreak/>
         <w:br/>
       </w:r>
-      <w:bookmarkStart w:id="99" w:name="_Toc212854451"/>
+      <w:bookmarkStart w:id="98" w:name="_Toc212854451"/>
       <w:r>
         <w:rPr>
           <w:lang w:val="fi-FI"/>
         </w:rPr>
         <w:t>KESIMPULAN DAN SARAN</w:t>
       </w:r>
+      <w:bookmarkEnd w:id="98"/>
+    </w:p>
+    <w:p>
+      <w:pPr>
+        <w:rPr>
+          <w:lang w:val="fi-FI"/>
+        </w:rPr>
+      </w:pPr>
+    </w:p>
+    <w:p>
+      <w:pPr>
+        <w:pStyle w:val="Heading2"/>
+        <w:rPr>
+          <w:lang w:val="fi-FI"/>
+        </w:rPr>
+      </w:pPr>
+      <w:bookmarkStart w:id="99" w:name="_Toc212854452"/>
+      <w:r>
+        <w:rPr>
+          <w:lang w:val="fi-FI"/>
+        </w:rPr>
+        <w:t>Kesimpulan</w:t>
+      </w:r>
       <w:bookmarkEnd w:id="99"/>
-    </w:p>
-    <w:p>
-      <w:pPr>
-        <w:rPr>
-          <w:lang w:val="fi-FI"/>
-        </w:rPr>
-      </w:pPr>
-    </w:p>
-    <w:p>
-      <w:pPr>
-        <w:pStyle w:val="Heading2"/>
-        <w:rPr>
-          <w:lang w:val="fi-FI"/>
-        </w:rPr>
-      </w:pPr>
-      <w:bookmarkStart w:id="100" w:name="_Toc212854452"/>
-      <w:r>
-        <w:rPr>
-          <w:lang w:val="fi-FI"/>
-        </w:rPr>
-        <w:t>Kesimpulan</w:t>
-      </w:r>
-      <w:bookmarkEnd w:id="100"/>
     </w:p>
     <w:p>
       <w:pPr>
@@ -36929,14 +36995,14 @@
           <w:lang w:val="fi-FI"/>
         </w:rPr>
       </w:pPr>
-      <w:bookmarkStart w:id="101" w:name="_Toc212854453"/>
+      <w:bookmarkStart w:id="100" w:name="_Toc212854453"/>
       <w:r>
         <w:rPr>
           <w:lang w:val="fi-FI"/>
         </w:rPr>
         <w:t>Saran</w:t>
       </w:r>
-      <w:bookmarkEnd w:id="101"/>
+      <w:bookmarkEnd w:id="100"/>
     </w:p>
     <w:p>
       <w:pPr>
@@ -36967,21 +37033,18 @@
         </w:rPr>
       </w:pPr>
       <w:r>
+        <w:rPr>
+          <w:lang w:val="fi-FI"/>
+        </w:rPr>
         <w:t xml:space="preserve">Peningkatan Efisiensi Alur Pembayaran Tunai: Meskipun sistem telah memfasilitasi pemesanan dari meja, disarankan untuk mengoptimalkan antarmuka kasir saat pelanggan memilih opsi bayar tunai. Hal ini bertujuan agar proses konfirmasi pembayaran dan penyelesaian pesanan oleh kasir dapat dilakukan dengan satu langkah cepat dan akurat, mengurangi waktu yang dihabiskan oleh pelanggan di kasir saat jam sibuk dan mempercepat proses </w:t>
       </w:r>
       <w:r>
         <w:rPr>
           <w:i/>
           <w:iCs/>
-        </w:rPr>
-        <w:t>checkout</w:t>
-      </w:r>
-      <w:r>
-        <w:rPr>
-          <w:i/>
-          <w:iCs/>
-        </w:rPr>
-        <w:t>.</w:t>
+          <w:lang w:val="fi-FI"/>
+        </w:rPr>
+        <w:t>checkout.</w:t>
       </w:r>
     </w:p>
     <w:p>
@@ -37128,12 +37191,12 @@
           <w:numId w:val="0"/>
         </w:numPr>
       </w:pPr>
-      <w:bookmarkStart w:id="102" w:name="_Toc212854454"/>
+      <w:bookmarkStart w:id="101" w:name="_Toc212854454"/>
       <w:r>
         <w:lastRenderedPageBreak/>
         <w:t>DAFTAR PUSTAKA</w:t>
       </w:r>
-      <w:bookmarkEnd w:id="102"/>
+      <w:bookmarkEnd w:id="101"/>
       <w:r>
         <w:rPr>
           <w:color w:val="000000" w:themeColor="text1"/>
@@ -40766,6 +40829,7 @@
   <w:style w:type="character" w:default="1" w:styleId="DefaultParagraphFont">
     <w:name w:val="Default Paragraph Font"/>
     <w:uiPriority w:val="1"/>
+    <w:semiHidden/>
     <w:unhideWhenUsed/>
   </w:style>
   <w:style w:type="table" w:default="1" w:styleId="TableNormal">
@@ -41393,7 +41457,9 @@
     <w:rsid w:val="00175134"/>
     <w:rsid w:val="00246D18"/>
     <w:rsid w:val="002802FE"/>
+    <w:rsid w:val="002F0512"/>
     <w:rsid w:val="00323E5D"/>
+    <w:rsid w:val="00332E1E"/>
     <w:rsid w:val="00360D5E"/>
     <w:rsid w:val="003E1D5D"/>
     <w:rsid w:val="0040131C"/>
@@ -41435,6 +41501,7 @@
     <w:rsid w:val="00CE4E1E"/>
     <w:rsid w:val="00D52A7C"/>
     <w:rsid w:val="00D550C9"/>
+    <w:rsid w:val="00D738A1"/>
     <w:rsid w:val="00DC555F"/>
     <w:rsid w:val="00DD641C"/>
     <w:rsid w:val="00E87889"/>
